--- a/peticoes/memorial-calculos-simone-sepeda-2026-06-11.docx
+++ b/peticoes/memorial-calculos-simone-sepeda-2026-06-11.docx
@@ -32,170 +32,16 @@
           <w:sz w:val="24"/>
         </w:rPr>
       </w:pPr>
-      <w:r>
+    </w:p>
+    <w:p>
+      <w:pPr>
+        <w:jc w:val="both"/>
         <w:rPr>
           <w:rFonts w:ascii="Arial" w:hAnsi="Arial" w:cs="Arial"/>
           <w:b/>
           <w:caps/>
           <w:sz w:val="24"/>
         </w:rPr>
-        <w:t>Ação Revisional de Contrato Bancário — CCB Midway nº 75805602</w:t>
-      </w:r>
-    </w:p>
-    <w:p>
-      <w:pPr>
-        <w:jc w:val="both"/>
-        <w:rPr>
-          <w:rFonts w:ascii="Arial" w:hAnsi="Arial" w:cs="Arial"/>
-          <w:sz w:val="24"/>
-        </w:rPr>
-      </w:pPr>
-    </w:p>
-    <w:p>
-      <w:pPr>
-        <w:jc w:val="both"/>
-        <w:rPr>
-          <w:rFonts w:ascii="Arial" w:hAnsi="Arial" w:cs="Arial"/>
-          <w:sz w:val="24"/>
-        </w:rPr>
-      </w:pPr>
-      <w:r>
-        <w:rPr>
-          <w:rFonts w:ascii="Arial" w:hAnsi="Arial" w:cs="Arial"/>
-          <w:b/>
-          <w:sz w:val="24"/>
-        </w:rPr>
-        <w:t>Autora:</w:t>
-      </w:r>
-      <w:r>
-        <w:rPr>
-          <w:rFonts w:ascii="Arial" w:hAnsi="Arial" w:cs="Arial"/>
-          <w:sz w:val="24"/>
-        </w:rPr>
-        <w:t xml:space="preserve"> Simone Marques Martins Sepeda — CPF 324.863.672-68</w:t>
-      </w:r>
-    </w:p>
-    <w:p>
-      <w:pPr>
-        <w:jc w:val="both"/>
-        <w:rPr>
-          <w:rFonts w:ascii="Arial" w:hAnsi="Arial" w:cs="Arial"/>
-          <w:sz w:val="24"/>
-        </w:rPr>
-      </w:pPr>
-      <w:r>
-        <w:rPr>
-          <w:rFonts w:ascii="Arial" w:hAnsi="Arial" w:cs="Arial"/>
-          <w:b/>
-          <w:sz w:val="24"/>
-        </w:rPr>
-        <w:t>Réu:</w:t>
-      </w:r>
-      <w:r>
-        <w:rPr>
-          <w:rFonts w:ascii="Arial" w:hAnsi="Arial" w:cs="Arial"/>
-          <w:sz w:val="24"/>
-        </w:rPr>
-        <w:t xml:space="preserve"> Midway S.A. – Crédito, Financiamento e Investimento — CNPJ 09.464.032/0001-12</w:t>
-      </w:r>
-    </w:p>
-    <w:p>
-      <w:pPr>
-        <w:jc w:val="both"/>
-        <w:rPr>
-          <w:rFonts w:ascii="Arial" w:hAnsi="Arial" w:cs="Arial"/>
-          <w:sz w:val="24"/>
-        </w:rPr>
-      </w:pPr>
-      <w:r>
-        <w:rPr>
-          <w:rFonts w:ascii="Arial" w:hAnsi="Arial" w:cs="Arial"/>
-          <w:b/>
-          <w:sz w:val="24"/>
-        </w:rPr>
-        <w:t>Data do contrato:</w:t>
-      </w:r>
-      <w:r>
-        <w:rPr>
-          <w:rFonts w:ascii="Arial" w:hAnsi="Arial" w:cs="Arial"/>
-          <w:sz w:val="24"/>
-        </w:rPr>
-        <w:t xml:space="preserve"> 18/02/2026</w:t>
-      </w:r>
-    </w:p>
-    <w:p>
-      <w:pPr>
-        <w:jc w:val="both"/>
-        <w:rPr>
-          <w:rFonts w:ascii="Arial" w:hAnsi="Arial" w:cs="Arial"/>
-          <w:sz w:val="24"/>
-        </w:rPr>
-      </w:pPr>
-      <w:r>
-        <w:rPr>
-          <w:rFonts w:ascii="Arial" w:hAnsi="Arial" w:cs="Arial"/>
-          <w:b/>
-          <w:sz w:val="24"/>
-        </w:rPr>
-        <w:t>Elaborado por:</w:t>
-      </w:r>
-      <w:r>
-        <w:rPr>
-          <w:rFonts w:ascii="Arial" w:hAnsi="Arial" w:cs="Arial"/>
-          <w:sz w:val="24"/>
-        </w:rPr>
-        <w:t xml:space="preserve"> Conceição Maria Duarte Portilho — OAB/AP nº 3.576</w:t>
-      </w:r>
-    </w:p>
-    <w:p>
-      <w:pPr>
-        <w:jc w:val="both"/>
-        <w:rPr>
-          <w:rFonts w:ascii="Arial" w:hAnsi="Arial" w:cs="Arial"/>
-          <w:sz w:val="24"/>
-        </w:rPr>
-      </w:pPr>
-      <w:r>
-        <w:rPr>
-          <w:rFonts w:ascii="Arial" w:hAnsi="Arial" w:cs="Arial"/>
-          <w:b/>
-          <w:sz w:val="24"/>
-        </w:rPr>
-        <w:t>Data do memorial:</w:t>
-      </w:r>
-      <w:r>
-        <w:rPr>
-          <w:rFonts w:ascii="Arial" w:hAnsi="Arial" w:cs="Arial"/>
-          <w:sz w:val="24"/>
-        </w:rPr>
-        <w:t xml:space="preserve"> 11/06/2026</w:t>
-      </w:r>
-    </w:p>
-    <w:p>
-      <w:pPr>
-        <w:jc w:val="both"/>
-        <w:rPr>
-          <w:rFonts w:ascii="Arial" w:hAnsi="Arial" w:cs="Arial"/>
-          <w:sz w:val="24"/>
-        </w:rPr>
-      </w:pPr>
-    </w:p>
-    <w:p>
-      <w:pPr>
-        <w:jc w:val="both"/>
-        <w:rPr>
-          <w:rFonts w:ascii="Arial" w:hAnsi="Arial" w:cs="Arial"/>
-          <w:sz w:val="24"/>
-        </w:rPr>
-      </w:pPr>
-    </w:p>
-    <w:p>
-      <w:pPr>
-        <w:jc w:val="both"/>
-        <w:rPr>
-          <w:rFonts w:ascii="Arial" w:hAnsi="Arial" w:cs="Arial"/>
-          <w:sz w:val="24"/>
-        </w:rPr>
       </w:pPr>
     </w:p>
     <w:p>
@@ -215,32 +61,7 @@
           <w:caps/>
           <w:sz w:val="24"/>
         </w:rPr>
-        <w:t>1. FONTE DOS DADOS</w:t>
-      </w:r>
-    </w:p>
-    <w:p>
-      <w:pPr>
-        <w:jc w:val="both"/>
-        <w:rPr>
-          <w:rFonts w:ascii="Arial" w:hAnsi="Arial" w:cs="Arial"/>
-          <w:sz w:val="24"/>
-        </w:rPr>
-      </w:pPr>
-    </w:p>
-    <w:p>
-      <w:pPr>
-        <w:jc w:val="both"/>
-        <w:rPr>
-          <w:rFonts w:ascii="Arial" w:hAnsi="Arial" w:cs="Arial"/>
-          <w:sz w:val="24"/>
-        </w:rPr>
-      </w:pPr>
-      <w:r>
-        <w:rPr>
-          <w:rFonts w:ascii="Arial" w:hAnsi="Arial" w:cs="Arial"/>
-          <w:sz w:val="24"/>
-        </w:rPr>
-        <w:t>Os dados utilizados neste memorial têm as seguintes origens:</w:t>
+        <w:t>Ação Revisional de Contrato Bancário — CCB Midway nº 75805602</w:t>
       </w:r>
     </w:p>
     <w:p>
@@ -266,24 +87,31 @@
           <w:b/>
           <w:sz w:val="24"/>
         </w:rPr>
-        <w:t>Dados do contrato:</w:t>
-      </w:r>
-      <w:r>
-        <w:rPr>
-          <w:rFonts w:ascii="Arial" w:hAnsi="Arial" w:cs="Arial"/>
-          <w:sz w:val="24"/>
-        </w:rPr>
-        <w:t xml:space="preserve"> Cédula de Crédito Bancário nº 75805602, emitida em 18/02/2026 pela Midway S.A., conforme Quadro III do instrumento.</w:t>
-      </w:r>
-    </w:p>
-    <w:p>
-      <w:pPr>
-        <w:jc w:val="both"/>
-        <w:rPr>
-          <w:rFonts w:ascii="Arial" w:hAnsi="Arial" w:cs="Arial"/>
-          <w:sz w:val="24"/>
-        </w:rPr>
-      </w:pPr>
+        <w:t>Autora:</w:t>
+      </w:r>
+      <w:r>
+        <w:rPr>
+          <w:rFonts w:ascii="Arial" w:hAnsi="Arial" w:cs="Arial"/>
+          <w:sz w:val="24"/>
+        </w:rPr>
+        <w:t xml:space="preserve"> Simone Marques Martins </w:t>
+      </w:r>
+      <w:proofErr w:type="spellStart"/>
+      <w:r>
+        <w:rPr>
+          <w:rFonts w:ascii="Arial" w:hAnsi="Arial" w:cs="Arial"/>
+          <w:sz w:val="24"/>
+        </w:rPr>
+        <w:t>Sepeda</w:t>
+      </w:r>
+      <w:proofErr w:type="spellEnd"/>
+      <w:r>
+        <w:rPr>
+          <w:rFonts w:ascii="Arial" w:hAnsi="Arial" w:cs="Arial"/>
+          <w:sz w:val="24"/>
+        </w:rPr>
+        <w:t xml:space="preserve"> — CPF 324.863.672-68</w:t>
+      </w:r>
     </w:p>
     <w:p>
       <w:pPr>
@@ -299,65 +127,86 @@
           <w:b/>
           <w:sz w:val="24"/>
         </w:rPr>
-        <w:t>Taxa média de mercado:</w:t>
-      </w:r>
-      <w:r>
-        <w:rPr>
-          <w:rFonts w:ascii="Arial" w:hAnsi="Arial" w:cs="Arial"/>
-          <w:sz w:val="24"/>
-        </w:rPr>
-        <w:t xml:space="preserve"> Banco Central do Brasil, Série Temporal SGS nº 20.737 — "Taxa média mensal de juros — Crédito pessoal não consignado — Total (% a.m.)" — referência fevereiro/2026.</w:t>
-      </w:r>
-    </w:p>
-    <w:p>
-      <w:pPr>
-        <w:jc w:val="both"/>
-        <w:rPr>
-          <w:rFonts w:ascii="Arial" w:hAnsi="Arial" w:cs="Arial"/>
-          <w:sz w:val="24"/>
-        </w:rPr>
-      </w:pPr>
-    </w:p>
-    <w:p>
-      <w:pPr>
-        <w:ind w:left="850" w:right="850"/>
-        <w:jc w:val="both"/>
-        <w:rPr>
-          <w:rFonts w:ascii="Arial" w:hAnsi="Arial" w:cs="Arial"/>
-          <w:i/>
-        </w:rPr>
-      </w:pPr>
-      <w:r>
-        <w:rPr>
-          <w:rFonts w:ascii="Arial" w:hAnsi="Arial" w:cs="Arial"/>
-          <w:i/>
-        </w:rPr>
-        <w:t>*Taxa média apurada pelo BACEN para fevereiro/2026: 11,21% ao mês (Série SGS 20.737).*</w:t>
-      </w:r>
-    </w:p>
-    <w:p>
-      <w:pPr>
-        <w:jc w:val="both"/>
-        <w:rPr>
-          <w:rFonts w:ascii="Arial" w:hAnsi="Arial" w:cs="Arial"/>
-          <w:sz w:val="24"/>
-        </w:rPr>
-      </w:pPr>
-    </w:p>
-    <w:p>
-      <w:pPr>
-        <w:jc w:val="both"/>
-        <w:rPr>
-          <w:rFonts w:ascii="Arial" w:hAnsi="Arial" w:cs="Arial"/>
-          <w:sz w:val="24"/>
-        </w:rPr>
-      </w:pPr>
-      <w:r>
-        <w:rPr>
-          <w:rFonts w:ascii="Arial" w:hAnsi="Arial" w:cs="Arial"/>
-          <w:sz w:val="24"/>
-        </w:rPr>
-        <w:t>Fundamento legal da comparação: REsp 1.061.530/RS (STJ, Tema 27 — repetitivo), que determina a verificação da abusividade pela comparação com a taxa média de mercado divulgada pelo Banco Central para a mesma modalidade de crédito e período.</w:t>
+        <w:t>Réu:</w:t>
+      </w:r>
+      <w:r>
+        <w:rPr>
+          <w:rFonts w:ascii="Arial" w:hAnsi="Arial" w:cs="Arial"/>
+          <w:sz w:val="24"/>
+        </w:rPr>
+        <w:t xml:space="preserve"> Midway S.A. – Crédito, Financiamento e Investimento — CNPJ 09.464.032/0001-12</w:t>
+      </w:r>
+    </w:p>
+    <w:p>
+      <w:pPr>
+        <w:jc w:val="both"/>
+        <w:rPr>
+          <w:rFonts w:ascii="Arial" w:hAnsi="Arial" w:cs="Arial"/>
+          <w:sz w:val="24"/>
+        </w:rPr>
+      </w:pPr>
+      <w:r>
+        <w:rPr>
+          <w:rFonts w:ascii="Arial" w:hAnsi="Arial" w:cs="Arial"/>
+          <w:b/>
+          <w:sz w:val="24"/>
+        </w:rPr>
+        <w:t>Data do contrato:</w:t>
+      </w:r>
+      <w:r>
+        <w:rPr>
+          <w:rFonts w:ascii="Arial" w:hAnsi="Arial" w:cs="Arial"/>
+          <w:sz w:val="24"/>
+        </w:rPr>
+        <w:t xml:space="preserve"> 18/02/2026</w:t>
+      </w:r>
+    </w:p>
+    <w:p>
+      <w:pPr>
+        <w:jc w:val="both"/>
+        <w:rPr>
+          <w:rFonts w:ascii="Arial" w:hAnsi="Arial" w:cs="Arial"/>
+          <w:sz w:val="24"/>
+        </w:rPr>
+      </w:pPr>
+      <w:r>
+        <w:rPr>
+          <w:rFonts w:ascii="Arial" w:hAnsi="Arial" w:cs="Arial"/>
+          <w:b/>
+          <w:sz w:val="24"/>
+        </w:rPr>
+        <w:t>Elaborado por:</w:t>
+      </w:r>
+      <w:r>
+        <w:rPr>
+          <w:rFonts w:ascii="Arial" w:hAnsi="Arial" w:cs="Arial"/>
+          <w:sz w:val="24"/>
+        </w:rPr>
+        <w:t xml:space="preserve"> Conceição Maria Duarte Portilho — OAB/AP nº 3.576</w:t>
+      </w:r>
+    </w:p>
+    <w:p>
+      <w:pPr>
+        <w:jc w:val="both"/>
+        <w:rPr>
+          <w:rFonts w:ascii="Arial" w:hAnsi="Arial" w:cs="Arial"/>
+          <w:sz w:val="24"/>
+        </w:rPr>
+      </w:pPr>
+      <w:r>
+        <w:rPr>
+          <w:rFonts w:ascii="Arial" w:hAnsi="Arial" w:cs="Arial"/>
+          <w:b/>
+          <w:sz w:val="24"/>
+        </w:rPr>
+        <w:t>Data do memorial:</w:t>
+      </w:r>
+      <w:r>
+        <w:rPr>
+          <w:rFonts w:ascii="Arial" w:hAnsi="Arial" w:cs="Arial"/>
+          <w:sz w:val="24"/>
+        </w:rPr>
+        <w:t xml:space="preserve"> 11/06/2026</w:t>
       </w:r>
     </w:p>
     <w:p>
@@ -404,166 +253,158 @@
           <w:caps/>
           <w:sz w:val="24"/>
         </w:rPr>
-        <w:t>2. DADOS DO CONTRATO</w:t>
-      </w:r>
-    </w:p>
-    <w:p>
-      <w:pPr>
-        <w:jc w:val="both"/>
-        <w:rPr>
-          <w:rFonts w:ascii="Arial" w:hAnsi="Arial" w:cs="Arial"/>
-          <w:sz w:val="24"/>
-        </w:rPr>
-      </w:pPr>
-    </w:p>
-    <w:p>
-      <w:pPr>
-        <w:rPr>
-          <w:rFonts w:ascii="Courier New" w:hAnsi="Courier New" w:cs="Courier New"/>
-          <w:sz w:val="20"/>
-        </w:rPr>
-      </w:pPr>
-      <w:r>
-        <w:rPr>
-          <w:rFonts w:ascii="Courier New" w:hAnsi="Courier New" w:cs="Courier New"/>
-          <w:sz w:val="20"/>
-        </w:rPr>
-        <w:t>Componente   |   Valor</w:t>
-      </w:r>
-    </w:p>
-    <w:p>
-      <w:pPr>
-        <w:rPr>
-          <w:rFonts w:ascii="Courier New" w:hAnsi="Courier New" w:cs="Courier New"/>
-          <w:sz w:val="20"/>
-        </w:rPr>
-      </w:pPr>
-      <w:r>
-        <w:rPr>
-          <w:rFonts w:ascii="Courier New" w:hAnsi="Courier New" w:cs="Courier New"/>
-          <w:sz w:val="20"/>
-        </w:rPr>
-        <w:t>Valor líquido recebido pela Autora   |   R$ 5.000,00</w:t>
-      </w:r>
-    </w:p>
-    <w:p>
-      <w:pPr>
-        <w:rPr>
-          <w:rFonts w:ascii="Courier New" w:hAnsi="Courier New" w:cs="Courier New"/>
-          <w:sz w:val="20"/>
-        </w:rPr>
-      </w:pPr>
-      <w:r>
-        <w:rPr>
-          <w:rFonts w:ascii="Courier New" w:hAnsi="Courier New" w:cs="Courier New"/>
-          <w:sz w:val="20"/>
-        </w:rPr>
-        <w:t>IOF cobrado   |   R$ 179,71</w:t>
-      </w:r>
-    </w:p>
-    <w:p>
-      <w:pPr>
-        <w:rPr>
-          <w:rFonts w:ascii="Courier New" w:hAnsi="Courier New" w:cs="Courier New"/>
-          <w:sz w:val="20"/>
-        </w:rPr>
-      </w:pPr>
-      <w:r>
-        <w:rPr>
-          <w:rFonts w:ascii="Courier New" w:hAnsi="Courier New" w:cs="Courier New"/>
-          <w:sz w:val="20"/>
-        </w:rPr>
-        <w:t>Seguro prestamista   |   R$ 350,00</w:t>
-      </w:r>
-    </w:p>
-    <w:p>
-      <w:pPr>
-        <w:rPr>
-          <w:rFonts w:ascii="Courier New" w:hAnsi="Courier New" w:cs="Courier New"/>
-          <w:sz w:val="20"/>
-        </w:rPr>
-      </w:pPr>
-      <w:r>
-        <w:rPr>
-          <w:rFonts w:ascii="Courier New" w:hAnsi="Courier New" w:cs="Courier New"/>
-          <w:sz w:val="20"/>
-        </w:rPr>
-        <w:t>**Total financiado**   |   **R$ 5.529,71**</w:t>
-      </w:r>
-    </w:p>
-    <w:p>
-      <w:pPr>
-        <w:rPr>
-          <w:rFonts w:ascii="Courier New" w:hAnsi="Courier New" w:cs="Courier New"/>
-          <w:sz w:val="20"/>
-        </w:rPr>
-      </w:pPr>
-      <w:r>
-        <w:rPr>
-          <w:rFonts w:ascii="Courier New" w:hAnsi="Courier New" w:cs="Courier New"/>
-          <w:sz w:val="20"/>
-        </w:rPr>
-        <w:t>Taxa de juros contratada   |   13,75% ao mês / 369,26% ao ano</w:t>
-      </w:r>
-    </w:p>
-    <w:p>
-      <w:pPr>
-        <w:rPr>
-          <w:rFonts w:ascii="Courier New" w:hAnsi="Courier New" w:cs="Courier New"/>
-          <w:sz w:val="20"/>
-        </w:rPr>
-      </w:pPr>
-      <w:r>
-        <w:rPr>
-          <w:rFonts w:ascii="Courier New" w:hAnsi="Courier New" w:cs="Courier New"/>
-          <w:sz w:val="20"/>
-        </w:rPr>
-        <w:t>CET contratado   |   14,41% ao mês / 402,79% ao ano</w:t>
-      </w:r>
-    </w:p>
-    <w:p>
-      <w:pPr>
-        <w:rPr>
-          <w:rFonts w:ascii="Courier New" w:hAnsi="Courier New" w:cs="Courier New"/>
-          <w:sz w:val="20"/>
-        </w:rPr>
-      </w:pPr>
-      <w:r>
-        <w:rPr>
-          <w:rFonts w:ascii="Courier New" w:hAnsi="Courier New" w:cs="Courier New"/>
-          <w:sz w:val="20"/>
-        </w:rPr>
-        <w:t>Número de parcelas   |   30</w:t>
-      </w:r>
-    </w:p>
-    <w:p>
-      <w:pPr>
-        <w:rPr>
-          <w:rFonts w:ascii="Courier New" w:hAnsi="Courier New" w:cs="Courier New"/>
-          <w:sz w:val="20"/>
-        </w:rPr>
-      </w:pPr>
-      <w:r>
-        <w:rPr>
-          <w:rFonts w:ascii="Courier New" w:hAnsi="Courier New" w:cs="Courier New"/>
-          <w:sz w:val="20"/>
-        </w:rPr>
-        <w:t>Valor de cada parcela   |   R$ 775,06</w:t>
-      </w:r>
-    </w:p>
-    <w:p>
-      <w:pPr>
-        <w:rPr>
-          <w:rFonts w:ascii="Courier New" w:hAnsi="Courier New" w:cs="Courier New"/>
-          <w:sz w:val="20"/>
-        </w:rPr>
-      </w:pPr>
-      <w:r>
-        <w:rPr>
-          <w:rFonts w:ascii="Courier New" w:hAnsi="Courier New" w:cs="Courier New"/>
-          <w:sz w:val="20"/>
-        </w:rPr>
-        <w:t>**Total a pagar (contratado)**   |   **R$ 23.251,80**</w:t>
+        <w:t>1. FONTE DOS DADOS</w:t>
+      </w:r>
+    </w:p>
+    <w:p>
+      <w:pPr>
+        <w:jc w:val="both"/>
+        <w:rPr>
+          <w:rFonts w:ascii="Arial" w:hAnsi="Arial" w:cs="Arial"/>
+          <w:sz w:val="24"/>
+        </w:rPr>
+      </w:pPr>
+    </w:p>
+    <w:p>
+      <w:pPr>
+        <w:jc w:val="both"/>
+        <w:rPr>
+          <w:rFonts w:ascii="Arial" w:hAnsi="Arial" w:cs="Arial"/>
+          <w:sz w:val="24"/>
+        </w:rPr>
+      </w:pPr>
+      <w:r>
+        <w:rPr>
+          <w:rFonts w:ascii="Arial" w:hAnsi="Arial" w:cs="Arial"/>
+          <w:sz w:val="24"/>
+        </w:rPr>
+        <w:t>Os dados utilizados neste memorial têm as seguintes origens:</w:t>
+      </w:r>
+    </w:p>
+    <w:p>
+      <w:pPr>
+        <w:jc w:val="both"/>
+        <w:rPr>
+          <w:rFonts w:ascii="Arial" w:hAnsi="Arial" w:cs="Arial"/>
+          <w:sz w:val="24"/>
+        </w:rPr>
+      </w:pPr>
+    </w:p>
+    <w:p>
+      <w:pPr>
+        <w:jc w:val="both"/>
+        <w:rPr>
+          <w:rFonts w:ascii="Arial" w:hAnsi="Arial" w:cs="Arial"/>
+          <w:sz w:val="24"/>
+        </w:rPr>
+      </w:pPr>
+      <w:r>
+        <w:rPr>
+          <w:rFonts w:ascii="Arial" w:hAnsi="Arial" w:cs="Arial"/>
+          <w:b/>
+          <w:sz w:val="24"/>
+        </w:rPr>
+        <w:t>Dados do contrato:</w:t>
+      </w:r>
+      <w:r>
+        <w:rPr>
+          <w:rFonts w:ascii="Arial" w:hAnsi="Arial" w:cs="Arial"/>
+          <w:sz w:val="24"/>
+        </w:rPr>
+        <w:t xml:space="preserve"> Cédula de Crédito Bancário nº 75805602, emitida em 18/02/2026 pela Midway S.A., conforme Quadro III do instrumento.</w:t>
+      </w:r>
+    </w:p>
+    <w:p>
+      <w:pPr>
+        <w:jc w:val="both"/>
+        <w:rPr>
+          <w:rFonts w:ascii="Arial" w:hAnsi="Arial" w:cs="Arial"/>
+          <w:sz w:val="24"/>
+        </w:rPr>
+      </w:pPr>
+    </w:p>
+    <w:p>
+      <w:pPr>
+        <w:jc w:val="both"/>
+        <w:rPr>
+          <w:rFonts w:ascii="Arial" w:hAnsi="Arial" w:cs="Arial"/>
+          <w:sz w:val="24"/>
+        </w:rPr>
+      </w:pPr>
+      <w:r>
+        <w:rPr>
+          <w:rFonts w:ascii="Arial" w:hAnsi="Arial" w:cs="Arial"/>
+          <w:b/>
+          <w:sz w:val="24"/>
+        </w:rPr>
+        <w:t>Taxa média de mercado:</w:t>
+      </w:r>
+      <w:r>
+        <w:rPr>
+          <w:rFonts w:ascii="Arial" w:hAnsi="Arial" w:cs="Arial"/>
+          <w:sz w:val="24"/>
+        </w:rPr>
+        <w:t xml:space="preserve"> Banco Central do Brasil, Série Temporal SGS nº 20.737 — "Taxa média mensal de juros — Crédito pessoal não consignado — Total (% a.m.)" — referência fevereiro/2026.</w:t>
+      </w:r>
+    </w:p>
+    <w:p>
+      <w:pPr>
+        <w:jc w:val="both"/>
+        <w:rPr>
+          <w:rFonts w:ascii="Arial" w:hAnsi="Arial" w:cs="Arial"/>
+          <w:sz w:val="24"/>
+        </w:rPr>
+      </w:pPr>
+    </w:p>
+    <w:p>
+      <w:pPr>
+        <w:ind w:left="850" w:right="850"/>
+        <w:jc w:val="both"/>
+        <w:rPr>
+          <w:rFonts w:ascii="Arial" w:hAnsi="Arial" w:cs="Arial"/>
+          <w:i/>
+        </w:rPr>
+      </w:pPr>
+      <w:r>
+        <w:rPr>
+          <w:rFonts w:ascii="Arial" w:hAnsi="Arial" w:cs="Arial"/>
+          <w:i/>
+        </w:rPr>
+        <w:t>*Taxa média apurada pelo BACEN para fevereiro/2026: 11,21% ao mês (Série SGS 20.737</w:t>
+      </w:r>
+      <w:proofErr w:type="gramStart"/>
+      <w:r>
+        <w:rPr>
+          <w:rFonts w:ascii="Arial" w:hAnsi="Arial" w:cs="Arial"/>
+          <w:i/>
+        </w:rPr>
+        <w:t>).*</w:t>
+      </w:r>
+      <w:proofErr w:type="gramEnd"/>
+    </w:p>
+    <w:p>
+      <w:pPr>
+        <w:jc w:val="both"/>
+        <w:rPr>
+          <w:rFonts w:ascii="Arial" w:hAnsi="Arial" w:cs="Arial"/>
+          <w:sz w:val="24"/>
+        </w:rPr>
+      </w:pPr>
+    </w:p>
+    <w:p>
+      <w:pPr>
+        <w:jc w:val="both"/>
+        <w:rPr>
+          <w:rFonts w:ascii="Arial" w:hAnsi="Arial" w:cs="Arial"/>
+          <w:sz w:val="24"/>
+        </w:rPr>
+      </w:pPr>
+      <w:r>
+        <w:rPr>
+          <w:rFonts w:ascii="Arial" w:hAnsi="Arial" w:cs="Arial"/>
+          <w:sz w:val="24"/>
+        </w:rPr>
+        <w:t>Fundamento legal da comparação: REsp 1.061.530/RS (STJ, Tema 27 — repetitivo), que determina a verificação da abusividade pela comparação com a taxa média de mercado divulgada pelo Banco Central para a mesma modalidade de crédito e período.</w:t>
       </w:r>
     </w:p>
     <w:p>
@@ -610,116 +451,166 @@
           <w:caps/>
           <w:sz w:val="24"/>
         </w:rPr>
-        <w:t>3. COMPARATIVO DE TAXAS</w:t>
-      </w:r>
-    </w:p>
-    <w:p>
-      <w:pPr>
-        <w:jc w:val="both"/>
-        <w:rPr>
-          <w:rFonts w:ascii="Arial" w:hAnsi="Arial" w:cs="Arial"/>
-          <w:sz w:val="24"/>
-        </w:rPr>
-      </w:pPr>
-    </w:p>
-    <w:p>
-      <w:pPr>
-        <w:rPr>
-          <w:rFonts w:ascii="Courier New" w:hAnsi="Courier New" w:cs="Courier New"/>
-          <w:sz w:val="20"/>
-        </w:rPr>
-      </w:pPr>
-      <w:r>
-        <w:rPr>
-          <w:rFonts w:ascii="Courier New" w:hAnsi="Courier New" w:cs="Courier New"/>
-          <w:sz w:val="20"/>
-        </w:rPr>
-        <w:t xml:space="preserve">   |   Taxa ao mês   |   Taxa ao ano equivalente</w:t>
-      </w:r>
-    </w:p>
-    <w:p>
-      <w:pPr>
-        <w:rPr>
-          <w:rFonts w:ascii="Courier New" w:hAnsi="Courier New" w:cs="Courier New"/>
-          <w:sz w:val="20"/>
-        </w:rPr>
-      </w:pPr>
-      <w:r>
-        <w:rPr>
-          <w:rFonts w:ascii="Courier New" w:hAnsi="Courier New" w:cs="Courier New"/>
-          <w:sz w:val="20"/>
-        </w:rPr>
-        <w:t>Taxa contratada (Midway)   |   13,75%   |   369,26%</w:t>
-      </w:r>
-    </w:p>
-    <w:p>
-      <w:pPr>
-        <w:rPr>
-          <w:rFonts w:ascii="Courier New" w:hAnsi="Courier New" w:cs="Courier New"/>
-          <w:sz w:val="20"/>
-        </w:rPr>
-      </w:pPr>
-      <w:r>
-        <w:rPr>
-          <w:rFonts w:ascii="Courier New" w:hAnsi="Courier New" w:cs="Courier New"/>
-          <w:sz w:val="20"/>
-        </w:rPr>
-        <w:t>Taxa média de mercado (BACEN — fev/2026)   |   11,21%   |   257,87%</w:t>
-      </w:r>
-    </w:p>
-    <w:p>
-      <w:pPr>
-        <w:rPr>
-          <w:rFonts w:ascii="Courier New" w:hAnsi="Courier New" w:cs="Courier New"/>
-          <w:sz w:val="20"/>
-        </w:rPr>
-      </w:pPr>
-      <w:r>
-        <w:rPr>
-          <w:rFonts w:ascii="Courier New" w:hAnsi="Courier New" w:cs="Courier New"/>
-          <w:sz w:val="20"/>
-        </w:rPr>
-        <w:t>**Excesso cobrado**   |   **2,54% ao mês**   |   **111,39% ao ano**</w:t>
-      </w:r>
-    </w:p>
-    <w:p>
-      <w:pPr>
-        <w:jc w:val="both"/>
-        <w:rPr>
-          <w:rFonts w:ascii="Arial" w:hAnsi="Arial" w:cs="Arial"/>
-          <w:sz w:val="24"/>
-        </w:rPr>
-      </w:pPr>
-    </w:p>
-    <w:p>
-      <w:pPr>
-        <w:jc w:val="both"/>
-        <w:rPr>
-          <w:rFonts w:ascii="Arial" w:hAnsi="Arial" w:cs="Arial"/>
-          <w:sz w:val="24"/>
-        </w:rPr>
-      </w:pPr>
-      <w:r>
-        <w:rPr>
-          <w:rFonts w:ascii="Arial" w:hAnsi="Arial" w:cs="Arial"/>
-          <w:sz w:val="24"/>
-        </w:rPr>
-        <w:t xml:space="preserve">A taxa contratada supera em </w:t>
-      </w:r>
-      <w:r>
-        <w:rPr>
-          <w:rFonts w:ascii="Arial" w:hAnsi="Arial" w:cs="Arial"/>
-          <w:b/>
-          <w:sz w:val="24"/>
-        </w:rPr>
-        <w:t>22,7%</w:t>
-      </w:r>
-      <w:r>
-        <w:rPr>
-          <w:rFonts w:ascii="Arial" w:hAnsi="Arial" w:cs="Arial"/>
-          <w:sz w:val="24"/>
-        </w:rPr>
-        <w:t xml:space="preserve"> a taxa média de mercado para a mesma modalidade de crédito, configurando abusividade passível de revisão judicial, nos termos do Tema 27 do STJ.</w:t>
+        <w:t>2. DADOS DO CONTRATO</w:t>
+      </w:r>
+    </w:p>
+    <w:p>
+      <w:pPr>
+        <w:jc w:val="both"/>
+        <w:rPr>
+          <w:rFonts w:ascii="Arial" w:hAnsi="Arial" w:cs="Arial"/>
+          <w:sz w:val="24"/>
+        </w:rPr>
+      </w:pPr>
+    </w:p>
+    <w:p>
+      <w:pPr>
+        <w:rPr>
+          <w:rFonts w:ascii="Courier New" w:hAnsi="Courier New" w:cs="Courier New"/>
+          <w:sz w:val="20"/>
+        </w:rPr>
+      </w:pPr>
+      <w:r>
+        <w:rPr>
+          <w:rFonts w:ascii="Courier New" w:hAnsi="Courier New" w:cs="Courier New"/>
+          <w:sz w:val="20"/>
+        </w:rPr>
+        <w:t>Componente   |   Valor</w:t>
+      </w:r>
+    </w:p>
+    <w:p>
+      <w:pPr>
+        <w:rPr>
+          <w:rFonts w:ascii="Courier New" w:hAnsi="Courier New" w:cs="Courier New"/>
+          <w:sz w:val="20"/>
+        </w:rPr>
+      </w:pPr>
+      <w:r>
+        <w:rPr>
+          <w:rFonts w:ascii="Courier New" w:hAnsi="Courier New" w:cs="Courier New"/>
+          <w:sz w:val="20"/>
+        </w:rPr>
+        <w:t>Valor líquido recebido pela Autora   |   R$ 5.000,00</w:t>
+      </w:r>
+    </w:p>
+    <w:p>
+      <w:pPr>
+        <w:rPr>
+          <w:rFonts w:ascii="Courier New" w:hAnsi="Courier New" w:cs="Courier New"/>
+          <w:sz w:val="20"/>
+        </w:rPr>
+      </w:pPr>
+      <w:r>
+        <w:rPr>
+          <w:rFonts w:ascii="Courier New" w:hAnsi="Courier New" w:cs="Courier New"/>
+          <w:sz w:val="20"/>
+        </w:rPr>
+        <w:t>IOF cobrado   |   R$ 179,71</w:t>
+      </w:r>
+    </w:p>
+    <w:p>
+      <w:pPr>
+        <w:rPr>
+          <w:rFonts w:ascii="Courier New" w:hAnsi="Courier New" w:cs="Courier New"/>
+          <w:sz w:val="20"/>
+        </w:rPr>
+      </w:pPr>
+      <w:r>
+        <w:rPr>
+          <w:rFonts w:ascii="Courier New" w:hAnsi="Courier New" w:cs="Courier New"/>
+          <w:sz w:val="20"/>
+        </w:rPr>
+        <w:t>Seguro prestamista   |   R$ 350,00</w:t>
+      </w:r>
+    </w:p>
+    <w:p>
+      <w:pPr>
+        <w:rPr>
+          <w:rFonts w:ascii="Courier New" w:hAnsi="Courier New" w:cs="Courier New"/>
+          <w:sz w:val="20"/>
+        </w:rPr>
+      </w:pPr>
+      <w:r>
+        <w:rPr>
+          <w:rFonts w:ascii="Courier New" w:hAnsi="Courier New" w:cs="Courier New"/>
+          <w:sz w:val="20"/>
+        </w:rPr>
+        <w:t>**Total financiado**   |   **R$ 5.529,71**</w:t>
+      </w:r>
+    </w:p>
+    <w:p>
+      <w:pPr>
+        <w:rPr>
+          <w:rFonts w:ascii="Courier New" w:hAnsi="Courier New" w:cs="Courier New"/>
+          <w:sz w:val="20"/>
+        </w:rPr>
+      </w:pPr>
+      <w:r>
+        <w:rPr>
+          <w:rFonts w:ascii="Courier New" w:hAnsi="Courier New" w:cs="Courier New"/>
+          <w:sz w:val="20"/>
+        </w:rPr>
+        <w:t>Taxa de juros contratada   |   13,75% ao mês / 369,26% ao ano</w:t>
+      </w:r>
+    </w:p>
+    <w:p>
+      <w:pPr>
+        <w:rPr>
+          <w:rFonts w:ascii="Courier New" w:hAnsi="Courier New" w:cs="Courier New"/>
+          <w:sz w:val="20"/>
+        </w:rPr>
+      </w:pPr>
+      <w:r>
+        <w:rPr>
+          <w:rFonts w:ascii="Courier New" w:hAnsi="Courier New" w:cs="Courier New"/>
+          <w:sz w:val="20"/>
+        </w:rPr>
+        <w:t>CET contratado   |   14,41% ao mês / 402,79% ao ano</w:t>
+      </w:r>
+    </w:p>
+    <w:p>
+      <w:pPr>
+        <w:rPr>
+          <w:rFonts w:ascii="Courier New" w:hAnsi="Courier New" w:cs="Courier New"/>
+          <w:sz w:val="20"/>
+        </w:rPr>
+      </w:pPr>
+      <w:r>
+        <w:rPr>
+          <w:rFonts w:ascii="Courier New" w:hAnsi="Courier New" w:cs="Courier New"/>
+          <w:sz w:val="20"/>
+        </w:rPr>
+        <w:t>Número de parcelas   |   30</w:t>
+      </w:r>
+    </w:p>
+    <w:p>
+      <w:pPr>
+        <w:rPr>
+          <w:rFonts w:ascii="Courier New" w:hAnsi="Courier New" w:cs="Courier New"/>
+          <w:sz w:val="20"/>
+        </w:rPr>
+      </w:pPr>
+      <w:r>
+        <w:rPr>
+          <w:rFonts w:ascii="Courier New" w:hAnsi="Courier New" w:cs="Courier New"/>
+          <w:sz w:val="20"/>
+        </w:rPr>
+        <w:t>Valor de cada parcela   |   R$ 775,06</w:t>
+      </w:r>
+    </w:p>
+    <w:p>
+      <w:pPr>
+        <w:rPr>
+          <w:rFonts w:ascii="Courier New" w:hAnsi="Courier New" w:cs="Courier New"/>
+          <w:sz w:val="20"/>
+        </w:rPr>
+      </w:pPr>
+      <w:r>
+        <w:rPr>
+          <w:rFonts w:ascii="Courier New" w:hAnsi="Courier New" w:cs="Courier New"/>
+          <w:sz w:val="20"/>
+        </w:rPr>
+        <w:t>**Total a pagar (contratado)**   |   **R$ 23.251,80**</w:t>
       </w:r>
     </w:p>
     <w:p>
@@ -766,146 +657,134 @@
           <w:caps/>
           <w:sz w:val="24"/>
         </w:rPr>
-        <w:t>4. COMPARATIVO FINANCEIRO</w:t>
-      </w:r>
-    </w:p>
-    <w:p>
-      <w:pPr>
-        <w:jc w:val="both"/>
-        <w:rPr>
-          <w:rFonts w:ascii="Arial" w:hAnsi="Arial" w:cs="Arial"/>
-          <w:sz w:val="24"/>
-        </w:rPr>
-      </w:pPr>
-    </w:p>
-    <w:p>
-      <w:pPr>
-        <w:rPr>
-          <w:rFonts w:ascii="Courier New" w:hAnsi="Courier New" w:cs="Courier New"/>
-          <w:sz w:val="20"/>
-        </w:rPr>
-      </w:pPr>
-      <w:r>
-        <w:rPr>
-          <w:rFonts w:ascii="Courier New" w:hAnsi="Courier New" w:cs="Courier New"/>
-          <w:sz w:val="20"/>
-        </w:rPr>
-        <w:t xml:space="preserve">   |   Contrato original   |   Contrato revisado (taxa BACEN)</w:t>
-      </w:r>
-    </w:p>
-    <w:p>
-      <w:pPr>
-        <w:rPr>
-          <w:rFonts w:ascii="Courier New" w:hAnsi="Courier New" w:cs="Courier New"/>
-          <w:sz w:val="20"/>
-        </w:rPr>
-      </w:pPr>
-      <w:r>
-        <w:rPr>
-          <w:rFonts w:ascii="Courier New" w:hAnsi="Courier New" w:cs="Courier New"/>
-          <w:sz w:val="20"/>
-        </w:rPr>
-        <w:t>Valor recebido   |   R$ 5.000,00   |   R$ 5.000,00</w:t>
-      </w:r>
-    </w:p>
-    <w:p>
-      <w:pPr>
-        <w:rPr>
-          <w:rFonts w:ascii="Courier New" w:hAnsi="Courier New" w:cs="Courier New"/>
-          <w:sz w:val="20"/>
-        </w:rPr>
-      </w:pPr>
-      <w:r>
-        <w:rPr>
-          <w:rFonts w:ascii="Courier New" w:hAnsi="Courier New" w:cs="Courier New"/>
-          <w:sz w:val="20"/>
-        </w:rPr>
-        <w:t>Parcela mensal   |   R$ 775,06   |   **R$ 584,63**</w:t>
-      </w:r>
-    </w:p>
-    <w:p>
-      <w:pPr>
-        <w:rPr>
-          <w:rFonts w:ascii="Courier New" w:hAnsi="Courier New" w:cs="Courier New"/>
-          <w:sz w:val="20"/>
-        </w:rPr>
-      </w:pPr>
-      <w:r>
-        <w:rPr>
-          <w:rFonts w:ascii="Courier New" w:hAnsi="Courier New" w:cs="Courier New"/>
-          <w:sz w:val="20"/>
-        </w:rPr>
-        <w:t>Total a pagar   |   R$ 23.251,80   |   **R$ 17.538,91**</w:t>
-      </w:r>
-    </w:p>
-    <w:p>
-      <w:pPr>
-        <w:rPr>
-          <w:rFonts w:ascii="Courier New" w:hAnsi="Courier New" w:cs="Courier New"/>
-          <w:sz w:val="20"/>
-        </w:rPr>
-      </w:pPr>
-      <w:r>
-        <w:rPr>
-          <w:rFonts w:ascii="Courier New" w:hAnsi="Courier New" w:cs="Courier New"/>
-          <w:sz w:val="20"/>
-        </w:rPr>
-        <w:t>Custo total da operação   |   R$ 18.251,80   |   R$ 12.538,91</w:t>
-      </w:r>
-    </w:p>
-    <w:p>
-      <w:pPr>
-        <w:rPr>
-          <w:rFonts w:ascii="Courier New" w:hAnsi="Courier New" w:cs="Courier New"/>
-          <w:sz w:val="20"/>
-        </w:rPr>
-      </w:pPr>
-      <w:r>
-        <w:rPr>
-          <w:rFonts w:ascii="Courier New" w:hAnsi="Courier New" w:cs="Courier New"/>
-          <w:sz w:val="20"/>
-        </w:rPr>
-        <w:t>**Redução na parcela**   |      |   **R$ 190,43 por parcela**</w:t>
-      </w:r>
-    </w:p>
-    <w:p>
-      <w:pPr>
-        <w:rPr>
-          <w:rFonts w:ascii="Courier New" w:hAnsi="Courier New" w:cs="Courier New"/>
-          <w:sz w:val="20"/>
-        </w:rPr>
-      </w:pPr>
-      <w:r>
-        <w:rPr>
-          <w:rFonts w:ascii="Courier New" w:hAnsi="Courier New" w:cs="Courier New"/>
-          <w:sz w:val="20"/>
-        </w:rPr>
-        <w:t>**Economia total**   |      |   **R$ 5.712,89**</w:t>
-      </w:r>
-    </w:p>
-    <w:p>
-      <w:pPr>
-        <w:jc w:val="both"/>
-        <w:rPr>
-          <w:rFonts w:ascii="Arial" w:hAnsi="Arial" w:cs="Arial"/>
-          <w:sz w:val="24"/>
-        </w:rPr>
-      </w:pPr>
-    </w:p>
-    <w:p>
-      <w:pPr>
-        <w:jc w:val="both"/>
-        <w:rPr>
-          <w:rFonts w:ascii="Arial" w:hAnsi="Arial" w:cs="Arial"/>
-          <w:sz w:val="24"/>
-        </w:rPr>
-      </w:pPr>
-      <w:r>
-        <w:rPr>
-          <w:rFonts w:ascii="Arial" w:hAnsi="Arial" w:cs="Arial"/>
-          <w:sz w:val="24"/>
-        </w:rPr>
-        <w:t xml:space="preserve">A revisão da taxa para a média de mercado reduziria cada parcela em </w:t>
+        <w:t>3. COMPARATIVO DE TAXAS</w:t>
+      </w:r>
+    </w:p>
+    <w:p>
+      <w:pPr>
+        <w:jc w:val="both"/>
+        <w:rPr>
+          <w:rFonts w:ascii="Arial" w:hAnsi="Arial" w:cs="Arial"/>
+          <w:sz w:val="24"/>
+        </w:rPr>
+      </w:pPr>
+    </w:p>
+    <w:p>
+      <w:pPr>
+        <w:rPr>
+          <w:rFonts w:ascii="Courier New" w:hAnsi="Courier New" w:cs="Courier New"/>
+          <w:sz w:val="20"/>
+        </w:rPr>
+      </w:pPr>
+      <w:r>
+        <w:rPr>
+          <w:rFonts w:ascii="Courier New" w:hAnsi="Courier New" w:cs="Courier New"/>
+          <w:sz w:val="20"/>
+        </w:rPr>
+        <w:lastRenderedPageBreak/>
+        <w:t xml:space="preserve">   |   Taxa ao mês   |   Taxa ao ano equivalente</w:t>
+      </w:r>
+    </w:p>
+    <w:p>
+      <w:pPr>
+        <w:rPr>
+          <w:rFonts w:ascii="Courier New" w:hAnsi="Courier New" w:cs="Courier New"/>
+          <w:sz w:val="20"/>
+        </w:rPr>
+      </w:pPr>
+      <w:r>
+        <w:rPr>
+          <w:rFonts w:ascii="Courier New" w:hAnsi="Courier New" w:cs="Courier New"/>
+          <w:sz w:val="20"/>
+        </w:rPr>
+        <w:t>Taxa contratada (</w:t>
+      </w:r>
+      <w:proofErr w:type="gramStart"/>
+      <w:r>
+        <w:rPr>
+          <w:rFonts w:ascii="Courier New" w:hAnsi="Courier New" w:cs="Courier New"/>
+          <w:sz w:val="20"/>
+        </w:rPr>
+        <w:t xml:space="preserve">Midway)   </w:t>
+      </w:r>
+      <w:proofErr w:type="gramEnd"/>
+      <w:r>
+        <w:rPr>
+          <w:rFonts w:ascii="Courier New" w:hAnsi="Courier New" w:cs="Courier New"/>
+          <w:sz w:val="20"/>
+        </w:rPr>
+        <w:t>|   13,75%   |   369,26%</w:t>
+      </w:r>
+    </w:p>
+    <w:p>
+      <w:pPr>
+        <w:rPr>
+          <w:rFonts w:ascii="Courier New" w:hAnsi="Courier New" w:cs="Courier New"/>
+          <w:sz w:val="20"/>
+        </w:rPr>
+      </w:pPr>
+      <w:r>
+        <w:rPr>
+          <w:rFonts w:ascii="Courier New" w:hAnsi="Courier New" w:cs="Courier New"/>
+          <w:sz w:val="20"/>
+        </w:rPr>
+        <w:t xml:space="preserve">Taxa média de mercado (BACEN — </w:t>
+      </w:r>
+      <w:proofErr w:type="spellStart"/>
+      <w:r>
+        <w:rPr>
+          <w:rFonts w:ascii="Courier New" w:hAnsi="Courier New" w:cs="Courier New"/>
+          <w:sz w:val="20"/>
+        </w:rPr>
+        <w:t>fev</w:t>
+      </w:r>
+      <w:proofErr w:type="spellEnd"/>
+      <w:r>
+        <w:rPr>
+          <w:rFonts w:ascii="Courier New" w:hAnsi="Courier New" w:cs="Courier New"/>
+          <w:sz w:val="20"/>
+        </w:rPr>
+        <w:t>/2026)   |   11,21%   |   257,87%</w:t>
+      </w:r>
+    </w:p>
+    <w:p>
+      <w:pPr>
+        <w:rPr>
+          <w:rFonts w:ascii="Courier New" w:hAnsi="Courier New" w:cs="Courier New"/>
+          <w:sz w:val="20"/>
+        </w:rPr>
+      </w:pPr>
+      <w:r>
+        <w:rPr>
+          <w:rFonts w:ascii="Courier New" w:hAnsi="Courier New" w:cs="Courier New"/>
+          <w:sz w:val="20"/>
+        </w:rPr>
+        <w:t>**Excesso cobrado**   |   **2,54% ao mês**   |   **111,39% ao ano**</w:t>
+      </w:r>
+    </w:p>
+    <w:p>
+      <w:pPr>
+        <w:jc w:val="both"/>
+        <w:rPr>
+          <w:rFonts w:ascii="Arial" w:hAnsi="Arial" w:cs="Arial"/>
+          <w:sz w:val="24"/>
+        </w:rPr>
+      </w:pPr>
+    </w:p>
+    <w:p>
+      <w:pPr>
+        <w:jc w:val="both"/>
+        <w:rPr>
+          <w:rFonts w:ascii="Arial" w:hAnsi="Arial" w:cs="Arial"/>
+          <w:sz w:val="24"/>
+        </w:rPr>
+      </w:pPr>
+      <w:r>
+        <w:rPr>
+          <w:rFonts w:ascii="Arial" w:hAnsi="Arial" w:cs="Arial"/>
+          <w:sz w:val="24"/>
+        </w:rPr>
+        <w:t xml:space="preserve">A taxa contratada supera em </w:t>
       </w:r>
       <w:r>
         <w:rPr>
@@ -913,29 +792,14 @@
           <w:b/>
           <w:sz w:val="24"/>
         </w:rPr>
-        <w:t>R$ 190,43</w:t>
-      </w:r>
-      <w:r>
-        <w:rPr>
-          <w:rFonts w:ascii="Arial" w:hAnsi="Arial" w:cs="Arial"/>
-          <w:sz w:val="24"/>
-        </w:rPr>
-        <w:t xml:space="preserve"> e o custo total em </w:t>
-      </w:r>
-      <w:r>
-        <w:rPr>
-          <w:rFonts w:ascii="Arial" w:hAnsi="Arial" w:cs="Arial"/>
-          <w:b/>
-          <w:sz w:val="24"/>
-        </w:rPr>
-        <w:t>R$ 5.712,89</w:t>
-      </w:r>
-      <w:r>
-        <w:rPr>
-          <w:rFonts w:ascii="Arial" w:hAnsi="Arial" w:cs="Arial"/>
-          <w:sz w:val="24"/>
-        </w:rPr>
-        <w:t>.</w:t>
+        <w:t>22,7%</w:t>
+      </w:r>
+      <w:r>
+        <w:rPr>
+          <w:rFonts w:ascii="Arial" w:hAnsi="Arial" w:cs="Arial"/>
+          <w:sz w:val="24"/>
+        </w:rPr>
+        <w:t xml:space="preserve"> a taxa média de mercado para a mesma modalidade de crédito, configurando abusividade passível de revisão judicial, nos termos do Tema 27 do STJ.</w:t>
       </w:r>
     </w:p>
     <w:p>
@@ -982,117 +846,176 @@
           <w:caps/>
           <w:sz w:val="24"/>
         </w:rPr>
-        <w:t>5. VALORES INDEVIDAMENTE COBRADOS</w:t>
-      </w:r>
-    </w:p>
-    <w:p>
-      <w:pPr>
-        <w:jc w:val="both"/>
-        <w:rPr>
-          <w:rFonts w:ascii="Arial" w:hAnsi="Arial" w:cs="Arial"/>
-          <w:sz w:val="24"/>
-        </w:rPr>
-      </w:pPr>
-    </w:p>
-    <w:p>
-      <w:pPr>
-        <w:rPr>
-          <w:rFonts w:ascii="Courier New" w:hAnsi="Courier New" w:cs="Courier New"/>
-          <w:sz w:val="20"/>
-        </w:rPr>
-      </w:pPr>
-      <w:r>
-        <w:rPr>
-          <w:rFonts w:ascii="Courier New" w:hAnsi="Courier New" w:cs="Courier New"/>
-          <w:sz w:val="20"/>
-        </w:rPr>
-        <w:t>Item   |   Base legal   |   Valor</w:t>
-      </w:r>
-    </w:p>
-    <w:p>
-      <w:pPr>
-        <w:rPr>
-          <w:rFonts w:ascii="Courier New" w:hAnsi="Courier New" w:cs="Courier New"/>
-          <w:sz w:val="20"/>
-        </w:rPr>
-      </w:pPr>
-      <w:r>
-        <w:rPr>
-          <w:rFonts w:ascii="Courier New" w:hAnsi="Courier New" w:cs="Courier New"/>
-          <w:sz w:val="20"/>
-        </w:rPr>
-        <w:t>Excesso de juros (taxa abusiva)   |   STJ, Tema 27; CDC art. 51, IV   |   R$ 5.362,89</w:t>
-      </w:r>
-    </w:p>
-    <w:p>
-      <w:pPr>
-        <w:rPr>
-          <w:rFonts w:ascii="Courier New" w:hAnsi="Courier New" w:cs="Courier New"/>
-          <w:sz w:val="20"/>
-        </w:rPr>
-      </w:pPr>
-      <w:r>
-        <w:rPr>
-          <w:rFonts w:ascii="Courier New" w:hAnsi="Courier New" w:cs="Courier New"/>
-          <w:sz w:val="20"/>
-        </w:rPr>
-        <w:t>Seguro prestamista (venda casada)   |   CDC art. 39, I; REsp 1.639.320/SP   |   R$ 350,00</w:t>
-      </w:r>
-    </w:p>
-    <w:p>
-      <w:pPr>
-        <w:rPr>
-          <w:rFonts w:ascii="Courier New" w:hAnsi="Courier New" w:cs="Courier New"/>
-          <w:sz w:val="20"/>
-        </w:rPr>
-      </w:pPr>
-      <w:r>
-        <w:rPr>
-          <w:rFonts w:ascii="Courier New" w:hAnsi="Courier New" w:cs="Courier New"/>
-          <w:sz w:val="20"/>
-        </w:rPr>
-        <w:t>IOF (tributo federal — não contestado)   |   —   |   R$ 179,71</w:t>
-      </w:r>
-    </w:p>
-    <w:p>
-      <w:pPr>
-        <w:rPr>
-          <w:rFonts w:ascii="Courier New" w:hAnsi="Courier New" w:cs="Courier New"/>
-          <w:sz w:val="20"/>
-        </w:rPr>
-      </w:pPr>
-      <w:r>
-        <w:rPr>
-          <w:rFonts w:ascii="Courier New" w:hAnsi="Courier New" w:cs="Courier New"/>
-          <w:sz w:val="20"/>
-        </w:rPr>
-        <w:t>**Total indevido (juros + seguro)**   |      |   **R$ 5.712,89**</w:t>
-      </w:r>
-    </w:p>
-    <w:p>
-      <w:pPr>
-        <w:jc w:val="both"/>
-        <w:rPr>
-          <w:rFonts w:ascii="Arial" w:hAnsi="Arial" w:cs="Arial"/>
-          <w:sz w:val="24"/>
-        </w:rPr>
-      </w:pPr>
-    </w:p>
-    <w:p>
-      <w:pPr>
-        <w:ind w:left="850" w:right="850"/>
-        <w:jc w:val="both"/>
-        <w:rPr>
-          <w:rFonts w:ascii="Arial" w:hAnsi="Arial" w:cs="Arial"/>
-          <w:i/>
-        </w:rPr>
-      </w:pPr>
-      <w:r>
-        <w:rPr>
-          <w:rFonts w:ascii="Arial" w:hAnsi="Arial" w:cs="Arial"/>
-          <w:i/>
-        </w:rPr>
-        <w:t>O IOF no valor de R$ 179,71 é tributo federal e não integra o pedido de restituição, por não ser encargo bancário.</w:t>
+        <w:t>4. COMPARATIVO FINANCEIRO</w:t>
+      </w:r>
+    </w:p>
+    <w:p>
+      <w:pPr>
+        <w:jc w:val="both"/>
+        <w:rPr>
+          <w:rFonts w:ascii="Arial" w:hAnsi="Arial" w:cs="Arial"/>
+          <w:sz w:val="24"/>
+        </w:rPr>
+      </w:pPr>
+    </w:p>
+    <w:p>
+      <w:pPr>
+        <w:rPr>
+          <w:rFonts w:ascii="Courier New" w:hAnsi="Courier New" w:cs="Courier New"/>
+          <w:sz w:val="20"/>
+        </w:rPr>
+      </w:pPr>
+      <w:r>
+        <w:rPr>
+          <w:rFonts w:ascii="Courier New" w:hAnsi="Courier New" w:cs="Courier New"/>
+          <w:sz w:val="20"/>
+        </w:rPr>
+        <w:t xml:space="preserve">   |   Contrato original   |   Contrato revisado (taxa BACEN)</w:t>
+      </w:r>
+    </w:p>
+    <w:p>
+      <w:pPr>
+        <w:rPr>
+          <w:rFonts w:ascii="Courier New" w:hAnsi="Courier New" w:cs="Courier New"/>
+          <w:sz w:val="20"/>
+        </w:rPr>
+      </w:pPr>
+      <w:r>
+        <w:rPr>
+          <w:rFonts w:ascii="Courier New" w:hAnsi="Courier New" w:cs="Courier New"/>
+          <w:sz w:val="20"/>
+        </w:rPr>
+        <w:t>Valor recebido   |   R$ 5.000,00   |   R$ 5.000,00</w:t>
+      </w:r>
+    </w:p>
+    <w:p>
+      <w:pPr>
+        <w:rPr>
+          <w:rFonts w:ascii="Courier New" w:hAnsi="Courier New" w:cs="Courier New"/>
+          <w:sz w:val="20"/>
+        </w:rPr>
+      </w:pPr>
+      <w:r>
+        <w:rPr>
+          <w:rFonts w:ascii="Courier New" w:hAnsi="Courier New" w:cs="Courier New"/>
+          <w:sz w:val="20"/>
+        </w:rPr>
+        <w:t>Parcela mensal   |   R$ 775,06   |   **R$ 584,63**</w:t>
+      </w:r>
+    </w:p>
+    <w:p>
+      <w:pPr>
+        <w:rPr>
+          <w:rFonts w:ascii="Courier New" w:hAnsi="Courier New" w:cs="Courier New"/>
+          <w:sz w:val="20"/>
+        </w:rPr>
+      </w:pPr>
+      <w:r>
+        <w:rPr>
+          <w:rFonts w:ascii="Courier New" w:hAnsi="Courier New" w:cs="Courier New"/>
+          <w:sz w:val="20"/>
+        </w:rPr>
+        <w:t>Total a pagar   |   R$ 23.251,80   |   **R$ 17.538,91**</w:t>
+      </w:r>
+    </w:p>
+    <w:p>
+      <w:pPr>
+        <w:rPr>
+          <w:rFonts w:ascii="Courier New" w:hAnsi="Courier New" w:cs="Courier New"/>
+          <w:sz w:val="20"/>
+        </w:rPr>
+      </w:pPr>
+      <w:r>
+        <w:rPr>
+          <w:rFonts w:ascii="Courier New" w:hAnsi="Courier New" w:cs="Courier New"/>
+          <w:sz w:val="20"/>
+        </w:rPr>
+        <w:t>Custo total da operação   |   R$ 18.251,80   |   R$ 12.538,91</w:t>
+      </w:r>
+    </w:p>
+    <w:p>
+      <w:pPr>
+        <w:rPr>
+          <w:rFonts w:ascii="Courier New" w:hAnsi="Courier New" w:cs="Courier New"/>
+          <w:sz w:val="20"/>
+        </w:rPr>
+      </w:pPr>
+      <w:r>
+        <w:rPr>
+          <w:rFonts w:ascii="Courier New" w:hAnsi="Courier New" w:cs="Courier New"/>
+          <w:sz w:val="20"/>
+        </w:rPr>
+        <w:t>**Redução na parcela**   |      |   **R$ 190,43 por parcela**</w:t>
+      </w:r>
+    </w:p>
+    <w:p>
+      <w:pPr>
+        <w:rPr>
+          <w:rFonts w:ascii="Courier New" w:hAnsi="Courier New" w:cs="Courier New"/>
+          <w:sz w:val="20"/>
+        </w:rPr>
+      </w:pPr>
+      <w:r>
+        <w:rPr>
+          <w:rFonts w:ascii="Courier New" w:hAnsi="Courier New" w:cs="Courier New"/>
+          <w:sz w:val="20"/>
+        </w:rPr>
+        <w:t>**Economia total**   |      |   **R$ 5.712,89**</w:t>
+      </w:r>
+    </w:p>
+    <w:p>
+      <w:pPr>
+        <w:jc w:val="both"/>
+        <w:rPr>
+          <w:rFonts w:ascii="Arial" w:hAnsi="Arial" w:cs="Arial"/>
+          <w:sz w:val="24"/>
+        </w:rPr>
+      </w:pPr>
+    </w:p>
+    <w:p>
+      <w:pPr>
+        <w:jc w:val="both"/>
+        <w:rPr>
+          <w:rFonts w:ascii="Arial" w:hAnsi="Arial" w:cs="Arial"/>
+          <w:sz w:val="24"/>
+        </w:rPr>
+      </w:pPr>
+      <w:r>
+        <w:rPr>
+          <w:rFonts w:ascii="Arial" w:hAnsi="Arial" w:cs="Arial"/>
+          <w:sz w:val="24"/>
+        </w:rPr>
+        <w:t xml:space="preserve">A revisão da taxa para a média de mercado reduziria cada parcela em </w:t>
+      </w:r>
+      <w:r>
+        <w:rPr>
+          <w:rFonts w:ascii="Arial" w:hAnsi="Arial" w:cs="Arial"/>
+          <w:b/>
+          <w:sz w:val="24"/>
+        </w:rPr>
+        <w:t>R$ 190,43</w:t>
+      </w:r>
+      <w:r>
+        <w:rPr>
+          <w:rFonts w:ascii="Arial" w:hAnsi="Arial" w:cs="Arial"/>
+          <w:sz w:val="24"/>
+        </w:rPr>
+        <w:t xml:space="preserve"> e o custo total em </w:t>
+      </w:r>
+      <w:r>
+        <w:rPr>
+          <w:rFonts w:ascii="Arial" w:hAnsi="Arial" w:cs="Arial"/>
+          <w:b/>
+          <w:sz w:val="24"/>
+        </w:rPr>
+        <w:t>R$ 5.712,89</w:t>
+      </w:r>
+      <w:r>
+        <w:rPr>
+          <w:rFonts w:ascii="Arial" w:hAnsi="Arial" w:cs="Arial"/>
+          <w:sz w:val="24"/>
+        </w:rPr>
+        <w:t>.</w:t>
       </w:r>
     </w:p>
     <w:p>
@@ -1139,77 +1062,207 @@
           <w:caps/>
           <w:sz w:val="24"/>
         </w:rPr>
-        <w:t>6. METODOLOGIA DO RECÁLCULO</w:t>
-      </w:r>
-    </w:p>
-    <w:p>
-      <w:pPr>
-        <w:jc w:val="both"/>
-        <w:rPr>
-          <w:rFonts w:ascii="Arial" w:hAnsi="Arial" w:cs="Arial"/>
-          <w:sz w:val="24"/>
-        </w:rPr>
-      </w:pPr>
-    </w:p>
-    <w:p>
-      <w:pPr>
-        <w:jc w:val="both"/>
-        <w:rPr>
-          <w:rFonts w:ascii="Arial" w:hAnsi="Arial" w:cs="Arial"/>
-          <w:sz w:val="24"/>
-        </w:rPr>
-      </w:pPr>
-      <w:r>
-        <w:rPr>
-          <w:rFonts w:ascii="Arial" w:hAnsi="Arial" w:cs="Arial"/>
-          <w:sz w:val="24"/>
-        </w:rPr>
-        <w:t xml:space="preserve">O recálculo foi realizado pelo </w:t>
-      </w:r>
-      <w:r>
-        <w:rPr>
-          <w:rFonts w:ascii="Arial" w:hAnsi="Arial" w:cs="Arial"/>
-          <w:b/>
-          <w:sz w:val="24"/>
-        </w:rPr>
-        <w:t>Sistema Price (Tabela Price)</w:t>
-      </w:r>
-      <w:r>
-        <w:rPr>
-          <w:rFonts w:ascii="Arial" w:hAnsi="Arial" w:cs="Arial"/>
-          <w:sz w:val="24"/>
-        </w:rPr>
-        <w:t>, que é o método utilizado pelo próprio contrato, mantendo as mesmas 30 parcelas e o mesmo prazo, alterando apenas a taxa de juros para 11,21% ao mês (média BACEN).</w:t>
-      </w:r>
-    </w:p>
-    <w:p>
-      <w:pPr>
-        <w:jc w:val="both"/>
-        <w:rPr>
-          <w:rFonts w:ascii="Arial" w:hAnsi="Arial" w:cs="Arial"/>
-          <w:sz w:val="24"/>
-        </w:rPr>
-      </w:pPr>
-    </w:p>
-    <w:p>
-      <w:pPr>
-        <w:jc w:val="both"/>
-        <w:rPr>
-          <w:rFonts w:ascii="Arial" w:hAnsi="Arial" w:cs="Arial"/>
-          <w:sz w:val="24"/>
-        </w:rPr>
-      </w:pPr>
-      <w:r>
-        <w:rPr>
-          <w:rFonts w:ascii="Arial" w:hAnsi="Arial" w:cs="Arial"/>
-          <w:b/>
-          <w:sz w:val="24"/>
-        </w:rPr>
-        <w:t>Fórmula da parcela (PMT):</w:t>
-      </w:r>
-    </w:p>
-    <w:p>
-      <w:pPr>
+        <w:t>5. VALORES INDEVIDAMENTE COBRADOS</w:t>
+      </w:r>
+    </w:p>
+    <w:p>
+      <w:pPr>
+        <w:jc w:val="both"/>
+        <w:rPr>
+          <w:rFonts w:ascii="Arial" w:hAnsi="Arial" w:cs="Arial"/>
+          <w:sz w:val="24"/>
+        </w:rPr>
+      </w:pPr>
+    </w:p>
+    <w:p>
+      <w:pPr>
+        <w:pBdr>
+          <w:top w:val="single" w:sz="4" w:space="1" w:color="auto"/>
+          <w:left w:val="single" w:sz="4" w:space="4" w:color="auto"/>
+          <w:bottom w:val="single" w:sz="4" w:space="1" w:color="auto"/>
+          <w:right w:val="single" w:sz="4" w:space="4" w:color="auto"/>
+          <w:between w:val="single" w:sz="4" w:space="1" w:color="auto"/>
+          <w:bar w:val="single" w:sz="4" w:color="auto"/>
+        </w:pBdr>
+        <w:rPr>
+          <w:rFonts w:ascii="Courier New" w:hAnsi="Courier New" w:cs="Courier New"/>
+          <w:sz w:val="20"/>
+        </w:rPr>
+      </w:pPr>
+      <w:r>
+        <w:rPr>
+          <w:rFonts w:ascii="Courier New" w:hAnsi="Courier New" w:cs="Courier New"/>
+          <w:sz w:val="20"/>
+        </w:rPr>
+        <w:t>Item   |   Base legal   |   Valor</w:t>
+      </w:r>
+    </w:p>
+    <w:p>
+      <w:pPr>
+        <w:pBdr>
+          <w:top w:val="single" w:sz="4" w:space="1" w:color="auto"/>
+          <w:left w:val="single" w:sz="4" w:space="4" w:color="auto"/>
+          <w:bottom w:val="single" w:sz="4" w:space="1" w:color="auto"/>
+          <w:right w:val="single" w:sz="4" w:space="4" w:color="auto"/>
+          <w:between w:val="single" w:sz="4" w:space="1" w:color="auto"/>
+          <w:bar w:val="single" w:sz="4" w:color="auto"/>
+        </w:pBdr>
+        <w:rPr>
+          <w:rFonts w:ascii="Courier New" w:hAnsi="Courier New" w:cs="Courier New"/>
+          <w:sz w:val="20"/>
+        </w:rPr>
+      </w:pPr>
+      <w:r>
+        <w:rPr>
+          <w:rFonts w:ascii="Courier New" w:hAnsi="Courier New" w:cs="Courier New"/>
+          <w:sz w:val="20"/>
+        </w:rPr>
+        <w:t xml:space="preserve">Excesso de juros (taxa </w:t>
+      </w:r>
+      <w:proofErr w:type="gramStart"/>
+      <w:r>
+        <w:rPr>
+          <w:rFonts w:ascii="Courier New" w:hAnsi="Courier New" w:cs="Courier New"/>
+          <w:sz w:val="20"/>
+        </w:rPr>
+        <w:t xml:space="preserve">abusiva)   </w:t>
+      </w:r>
+      <w:proofErr w:type="gramEnd"/>
+      <w:r>
+        <w:rPr>
+          <w:rFonts w:ascii="Courier New" w:hAnsi="Courier New" w:cs="Courier New"/>
+          <w:sz w:val="20"/>
+        </w:rPr>
+        <w:t>|   STJ, Tema 27; CDC art. 51, IV   |   R$ 5.362,89</w:t>
+      </w:r>
+    </w:p>
+    <w:p>
+      <w:pPr>
+        <w:pBdr>
+          <w:top w:val="single" w:sz="4" w:space="1" w:color="auto"/>
+          <w:left w:val="single" w:sz="4" w:space="4" w:color="auto"/>
+          <w:bottom w:val="single" w:sz="4" w:space="1" w:color="auto"/>
+          <w:right w:val="single" w:sz="4" w:space="4" w:color="auto"/>
+          <w:between w:val="single" w:sz="4" w:space="1" w:color="auto"/>
+          <w:bar w:val="single" w:sz="4" w:color="auto"/>
+        </w:pBdr>
+        <w:rPr>
+          <w:rFonts w:ascii="Courier New" w:hAnsi="Courier New" w:cs="Courier New"/>
+          <w:sz w:val="20"/>
+        </w:rPr>
+      </w:pPr>
+      <w:r>
+        <w:rPr>
+          <w:rFonts w:ascii="Courier New" w:hAnsi="Courier New" w:cs="Courier New"/>
+          <w:sz w:val="20"/>
+        </w:rPr>
+        <w:t xml:space="preserve">Seguro prestamista (venda </w:t>
+      </w:r>
+      <w:proofErr w:type="gramStart"/>
+      <w:r>
+        <w:rPr>
+          <w:rFonts w:ascii="Courier New" w:hAnsi="Courier New" w:cs="Courier New"/>
+          <w:sz w:val="20"/>
+        </w:rPr>
+        <w:t xml:space="preserve">casada)   </w:t>
+      </w:r>
+      <w:proofErr w:type="gramEnd"/>
+      <w:r>
+        <w:rPr>
+          <w:rFonts w:ascii="Courier New" w:hAnsi="Courier New" w:cs="Courier New"/>
+          <w:sz w:val="20"/>
+        </w:rPr>
+        <w:t>|   CDC art. 39, I; REsp 1.639.320/SP   |   R$ 350,00</w:t>
+      </w:r>
+    </w:p>
+    <w:p>
+      <w:pPr>
+        <w:pBdr>
+          <w:top w:val="single" w:sz="4" w:space="1" w:color="auto"/>
+          <w:left w:val="single" w:sz="4" w:space="4" w:color="auto"/>
+          <w:bottom w:val="single" w:sz="4" w:space="1" w:color="auto"/>
+          <w:right w:val="single" w:sz="4" w:space="4" w:color="auto"/>
+          <w:between w:val="single" w:sz="4" w:space="1" w:color="auto"/>
+          <w:bar w:val="single" w:sz="4" w:color="auto"/>
+        </w:pBdr>
+        <w:rPr>
+          <w:rFonts w:ascii="Courier New" w:hAnsi="Courier New" w:cs="Courier New"/>
+          <w:sz w:val="20"/>
+        </w:rPr>
+      </w:pPr>
+      <w:r>
+        <w:rPr>
+          <w:rFonts w:ascii="Courier New" w:hAnsi="Courier New" w:cs="Courier New"/>
+          <w:sz w:val="20"/>
+        </w:rPr>
+        <w:t xml:space="preserve">IOF (tributo federal — não </w:t>
+      </w:r>
+      <w:proofErr w:type="gramStart"/>
+      <w:r>
+        <w:rPr>
+          <w:rFonts w:ascii="Courier New" w:hAnsi="Courier New" w:cs="Courier New"/>
+          <w:sz w:val="20"/>
+        </w:rPr>
+        <w:t xml:space="preserve">contestado)   </w:t>
+      </w:r>
+      <w:proofErr w:type="gramEnd"/>
+      <w:r>
+        <w:rPr>
+          <w:rFonts w:ascii="Courier New" w:hAnsi="Courier New" w:cs="Courier New"/>
+          <w:sz w:val="20"/>
+        </w:rPr>
+        <w:t>|   —   |   R$ 179,71</w:t>
+      </w:r>
+    </w:p>
+    <w:p>
+      <w:pPr>
+        <w:pBdr>
+          <w:top w:val="single" w:sz="4" w:space="1" w:color="auto"/>
+          <w:left w:val="single" w:sz="4" w:space="4" w:color="auto"/>
+          <w:bottom w:val="single" w:sz="4" w:space="1" w:color="auto"/>
+          <w:right w:val="single" w:sz="4" w:space="4" w:color="auto"/>
+          <w:between w:val="single" w:sz="4" w:space="1" w:color="auto"/>
+          <w:bar w:val="single" w:sz="4" w:color="auto"/>
+        </w:pBdr>
+        <w:rPr>
+          <w:rFonts w:ascii="Courier New" w:hAnsi="Courier New" w:cs="Courier New"/>
+          <w:sz w:val="20"/>
+        </w:rPr>
+      </w:pPr>
+      <w:r>
+        <w:rPr>
+          <w:rFonts w:ascii="Courier New" w:hAnsi="Courier New" w:cs="Courier New"/>
+          <w:sz w:val="20"/>
+        </w:rPr>
+        <w:t xml:space="preserve">**Total indevido (juros + </w:t>
+      </w:r>
+      <w:proofErr w:type="gramStart"/>
+      <w:r>
+        <w:rPr>
+          <w:rFonts w:ascii="Courier New" w:hAnsi="Courier New" w:cs="Courier New"/>
+          <w:sz w:val="20"/>
+        </w:rPr>
+        <w:t>seguro)*</w:t>
+      </w:r>
+      <w:proofErr w:type="gramEnd"/>
+      <w:r>
+        <w:rPr>
+          <w:rFonts w:ascii="Courier New" w:hAnsi="Courier New" w:cs="Courier New"/>
+          <w:sz w:val="20"/>
+        </w:rPr>
+        <w:t>*   |      |   **R$ 5.712,89**</w:t>
+      </w:r>
+    </w:p>
+    <w:p>
+      <w:pPr>
+        <w:pBdr>
+          <w:top w:val="single" w:sz="4" w:space="1" w:color="auto"/>
+          <w:left w:val="single" w:sz="4" w:space="4" w:color="auto"/>
+          <w:bottom w:val="single" w:sz="4" w:space="1" w:color="auto"/>
+          <w:right w:val="single" w:sz="4" w:space="4" w:color="auto"/>
+          <w:between w:val="single" w:sz="4" w:space="1" w:color="auto"/>
+          <w:bar w:val="single" w:sz="4" w:color="auto"/>
+        </w:pBdr>
         <w:jc w:val="both"/>
         <w:rPr>
           <w:rFonts w:ascii="Arial" w:hAnsi="Arial" w:cs="Arial"/>
@@ -1231,90 +1284,7 @@
           <w:rFonts w:ascii="Arial" w:hAnsi="Arial" w:cs="Arial"/>
           <w:i/>
         </w:rPr>
-        <w:t>PMT = PV × r ÷ [ 1 − (1 + r)^−n ]</w:t>
-      </w:r>
-    </w:p>
-    <w:p>
-      <w:pPr>
-        <w:jc w:val="both"/>
-        <w:rPr>
-          <w:rFonts w:ascii="Arial" w:hAnsi="Arial" w:cs="Arial"/>
-          <w:sz w:val="24"/>
-        </w:rPr>
-      </w:pPr>
-      <w:r>
-        <w:rPr>
-          <w:rFonts w:ascii="Arial" w:hAnsi="Arial" w:cs="Arial"/>
-          <w:sz w:val="24"/>
-        </w:rPr>
-        <w:t>&gt;</w:t>
-      </w:r>
-    </w:p>
-    <w:p>
-      <w:pPr>
-        <w:ind w:left="850" w:right="850"/>
-        <w:jc w:val="both"/>
-        <w:rPr>
-          <w:rFonts w:ascii="Arial" w:hAnsi="Arial" w:cs="Arial"/>
-          <w:i/>
-        </w:rPr>
-      </w:pPr>
-      <w:r>
-        <w:rPr>
-          <w:rFonts w:ascii="Arial" w:hAnsi="Arial" w:cs="Arial"/>
-          <w:i/>
-        </w:rPr>
-        <w:t>Onde: PV = R$ 5.000,00 | r = 0,1121 | n = 30</w:t>
-      </w:r>
-    </w:p>
-    <w:p>
-      <w:pPr>
-        <w:jc w:val="both"/>
-        <w:rPr>
-          <w:rFonts w:ascii="Arial" w:hAnsi="Arial" w:cs="Arial"/>
-          <w:sz w:val="24"/>
-        </w:rPr>
-      </w:pPr>
-      <w:r>
-        <w:rPr>
-          <w:rFonts w:ascii="Arial" w:hAnsi="Arial" w:cs="Arial"/>
-          <w:sz w:val="24"/>
-        </w:rPr>
-        <w:t>&gt;</w:t>
-      </w:r>
-    </w:p>
-    <w:p>
-      <w:pPr>
-        <w:ind w:left="850" w:right="850"/>
-        <w:jc w:val="both"/>
-        <w:rPr>
-          <w:rFonts w:ascii="Arial" w:hAnsi="Arial" w:cs="Arial"/>
-          <w:i/>
-        </w:rPr>
-      </w:pPr>
-      <w:r>
-        <w:rPr>
-          <w:rFonts w:ascii="Arial" w:hAnsi="Arial" w:cs="Arial"/>
-          <w:i/>
-        </w:rPr>
-        <w:t>PMT = 5.000 × 0,1121 ÷ [ 1 − (1,1121)^−30 ]</w:t>
-      </w:r>
-    </w:p>
-    <w:p>
-      <w:pPr>
-        <w:ind w:left="850" w:right="850"/>
-        <w:jc w:val="both"/>
-        <w:rPr>
-          <w:rFonts w:ascii="Arial" w:hAnsi="Arial" w:cs="Arial"/>
-          <w:i/>
-        </w:rPr>
-      </w:pPr>
-      <w:r>
-        <w:rPr>
-          <w:rFonts w:ascii="Arial" w:hAnsi="Arial" w:cs="Arial"/>
-          <w:i/>
-        </w:rPr>
-        <w:t>**PMT = R$ 584,63**</w:t>
+        <w:t>O IOF no valor de R$ 179,71 é tributo federal e não integra o pedido de restituição, por não ser encargo bancário.</w:t>
       </w:r>
     </w:p>
     <w:p>
@@ -1361,507 +1331,2241 @@
           <w:caps/>
           <w:sz w:val="24"/>
         </w:rPr>
-        <w:t>7. TABELA PRICE REVISADA — 30 PARCELAS À TAXA DE 11,21% a.m.</w:t>
-      </w:r>
-    </w:p>
-    <w:p>
-      <w:pPr>
-        <w:jc w:val="both"/>
-        <w:rPr>
-          <w:rFonts w:ascii="Arial" w:hAnsi="Arial" w:cs="Arial"/>
-          <w:sz w:val="24"/>
-        </w:rPr>
-      </w:pPr>
-    </w:p>
-    <w:p>
-      <w:pPr>
-        <w:rPr>
-          <w:rFonts w:ascii="Courier New" w:hAnsi="Courier New" w:cs="Courier New"/>
-          <w:sz w:val="20"/>
-        </w:rPr>
-      </w:pPr>
-      <w:r>
-        <w:rPr>
-          <w:rFonts w:ascii="Courier New" w:hAnsi="Courier New" w:cs="Courier New"/>
-          <w:sz w:val="20"/>
-        </w:rPr>
-        <w:t>Parc.   |   Saldo Anterior   |   Juros   |   Amortização   |   Saldo Devedor</w:t>
-      </w:r>
-    </w:p>
-    <w:p>
-      <w:pPr>
-        <w:rPr>
-          <w:rFonts w:ascii="Courier New" w:hAnsi="Courier New" w:cs="Courier New"/>
-          <w:sz w:val="20"/>
-        </w:rPr>
-      </w:pPr>
-      <w:r>
-        <w:rPr>
-          <w:rFonts w:ascii="Courier New" w:hAnsi="Courier New" w:cs="Courier New"/>
-          <w:sz w:val="20"/>
-        </w:rPr>
-        <w:t>1   |   R$ 5.000,00   |   R$ 560,50   |   R$ 24,13   |   R$ 4.975,87</w:t>
-      </w:r>
-    </w:p>
-    <w:p>
-      <w:pPr>
-        <w:rPr>
-          <w:rFonts w:ascii="Courier New" w:hAnsi="Courier New" w:cs="Courier New"/>
-          <w:sz w:val="20"/>
-        </w:rPr>
-      </w:pPr>
-      <w:r>
-        <w:rPr>
-          <w:rFonts w:ascii="Courier New" w:hAnsi="Courier New" w:cs="Courier New"/>
-          <w:sz w:val="20"/>
-        </w:rPr>
-        <w:t>2   |   R$ 4.975,87   |   R$ 557,80   |   R$ 26,83   |   R$ 4.949,04</w:t>
-      </w:r>
-    </w:p>
-    <w:p>
-      <w:pPr>
-        <w:rPr>
-          <w:rFonts w:ascii="Courier New" w:hAnsi="Courier New" w:cs="Courier New"/>
-          <w:sz w:val="20"/>
-        </w:rPr>
-      </w:pPr>
-      <w:r>
-        <w:rPr>
-          <w:rFonts w:ascii="Courier New" w:hAnsi="Courier New" w:cs="Courier New"/>
-          <w:sz w:val="20"/>
-        </w:rPr>
-        <w:t>3   |   R$ 4.949,04   |   R$ 554,79   |   R$ 29,84   |   R$ 4.919,20</w:t>
-      </w:r>
-    </w:p>
-    <w:p>
-      <w:pPr>
-        <w:rPr>
-          <w:rFonts w:ascii="Courier New" w:hAnsi="Courier New" w:cs="Courier New"/>
-          <w:sz w:val="20"/>
-        </w:rPr>
-      </w:pPr>
-      <w:r>
-        <w:rPr>
-          <w:rFonts w:ascii="Courier New" w:hAnsi="Courier New" w:cs="Courier New"/>
-          <w:sz w:val="20"/>
-        </w:rPr>
-        <w:t>4   |   R$ 4.919,20   |   R$ 551,44   |   R$ 33,19   |   R$ 4.886,01</w:t>
-      </w:r>
-    </w:p>
-    <w:p>
-      <w:pPr>
-        <w:rPr>
-          <w:rFonts w:ascii="Courier New" w:hAnsi="Courier New" w:cs="Courier New"/>
-          <w:sz w:val="20"/>
-        </w:rPr>
-      </w:pPr>
-      <w:r>
-        <w:rPr>
-          <w:rFonts w:ascii="Courier New" w:hAnsi="Courier New" w:cs="Courier New"/>
-          <w:sz w:val="20"/>
-        </w:rPr>
-        <w:t>5   |   R$ 4.886,01   |   R$ 547,72   |   R$ 36,91   |   R$ 4.849,10</w:t>
-      </w:r>
-    </w:p>
-    <w:p>
-      <w:pPr>
-        <w:rPr>
-          <w:rFonts w:ascii="Courier New" w:hAnsi="Courier New" w:cs="Courier New"/>
-          <w:sz w:val="20"/>
-        </w:rPr>
-      </w:pPr>
-      <w:r>
-        <w:rPr>
-          <w:rFonts w:ascii="Courier New" w:hAnsi="Courier New" w:cs="Courier New"/>
-          <w:sz w:val="20"/>
-        </w:rPr>
-        <w:t>6   |   R$ 4.849,10   |   R$ 543,58   |   R$ 41,05   |   R$ 4.808,05</w:t>
-      </w:r>
-    </w:p>
-    <w:p>
-      <w:pPr>
-        <w:rPr>
-          <w:rFonts w:ascii="Courier New" w:hAnsi="Courier New" w:cs="Courier New"/>
-          <w:sz w:val="20"/>
-        </w:rPr>
-      </w:pPr>
-      <w:r>
-        <w:rPr>
-          <w:rFonts w:ascii="Courier New" w:hAnsi="Courier New" w:cs="Courier New"/>
-          <w:sz w:val="20"/>
-        </w:rPr>
-        <w:t>7   |   R$ 4.808,05   |   R$ 538,98   |   R$ 45,65   |   R$ 4.762,40</w:t>
-      </w:r>
-    </w:p>
-    <w:p>
-      <w:pPr>
-        <w:rPr>
-          <w:rFonts w:ascii="Courier New" w:hAnsi="Courier New" w:cs="Courier New"/>
-          <w:sz w:val="20"/>
-        </w:rPr>
-      </w:pPr>
-      <w:r>
-        <w:rPr>
-          <w:rFonts w:ascii="Courier New" w:hAnsi="Courier New" w:cs="Courier New"/>
-          <w:sz w:val="20"/>
-        </w:rPr>
-        <w:t>8   |   R$ 4.762,40   |   R$ 533,87   |   R$ 50,76   |   R$ 4.711,64</w:t>
-      </w:r>
-    </w:p>
-    <w:p>
-      <w:pPr>
-        <w:rPr>
-          <w:rFonts w:ascii="Courier New" w:hAnsi="Courier New" w:cs="Courier New"/>
-          <w:sz w:val="20"/>
-        </w:rPr>
-      </w:pPr>
-      <w:r>
-        <w:rPr>
-          <w:rFonts w:ascii="Courier New" w:hAnsi="Courier New" w:cs="Courier New"/>
-          <w:sz w:val="20"/>
-        </w:rPr>
-        <w:t>9   |   R$ 4.711,64   |   R$ 528,17   |   R$ 56,46   |   R$ 4.655,18</w:t>
-      </w:r>
-    </w:p>
-    <w:p>
-      <w:pPr>
-        <w:rPr>
-          <w:rFonts w:ascii="Courier New" w:hAnsi="Courier New" w:cs="Courier New"/>
-          <w:sz w:val="20"/>
-        </w:rPr>
-      </w:pPr>
-      <w:r>
-        <w:rPr>
-          <w:rFonts w:ascii="Courier New" w:hAnsi="Courier New" w:cs="Courier New"/>
-          <w:sz w:val="20"/>
-        </w:rPr>
-        <w:t>10   |   R$ 4.655,18   |   R$ 521,85   |   R$ 62,78   |   R$ 4.592,40</w:t>
-      </w:r>
-    </w:p>
-    <w:p>
-      <w:pPr>
-        <w:rPr>
-          <w:rFonts w:ascii="Courier New" w:hAnsi="Courier New" w:cs="Courier New"/>
-          <w:sz w:val="20"/>
-        </w:rPr>
-      </w:pPr>
-      <w:r>
-        <w:rPr>
-          <w:rFonts w:ascii="Courier New" w:hAnsi="Courier New" w:cs="Courier New"/>
-          <w:sz w:val="20"/>
-        </w:rPr>
-        <w:t>11   |   R$ 4.592,40   |   R$ 514,81   |   R$ 69,82   |   R$ 4.522,58</w:t>
-      </w:r>
-    </w:p>
-    <w:p>
-      <w:pPr>
-        <w:rPr>
-          <w:rFonts w:ascii="Courier New" w:hAnsi="Courier New" w:cs="Courier New"/>
-          <w:sz w:val="20"/>
-        </w:rPr>
-      </w:pPr>
-      <w:r>
-        <w:rPr>
-          <w:rFonts w:ascii="Courier New" w:hAnsi="Courier New" w:cs="Courier New"/>
-          <w:sz w:val="20"/>
-        </w:rPr>
-        <w:t>12   |   R$ 4.522,58   |   R$ 506,98   |   R$ 77,65   |   R$ 4.444,93</w:t>
-      </w:r>
-    </w:p>
-    <w:p>
-      <w:pPr>
-        <w:rPr>
-          <w:rFonts w:ascii="Courier New" w:hAnsi="Courier New" w:cs="Courier New"/>
-          <w:sz w:val="20"/>
-        </w:rPr>
-      </w:pPr>
-      <w:r>
-        <w:rPr>
-          <w:rFonts w:ascii="Courier New" w:hAnsi="Courier New" w:cs="Courier New"/>
-          <w:sz w:val="20"/>
-        </w:rPr>
-        <w:t>13   |   R$ 4.444,93   |   R$ 498,28   |   R$ 86,35   |   R$ 4.358,58</w:t>
-      </w:r>
-    </w:p>
-    <w:p>
-      <w:pPr>
-        <w:rPr>
-          <w:rFonts w:ascii="Courier New" w:hAnsi="Courier New" w:cs="Courier New"/>
-          <w:sz w:val="20"/>
-        </w:rPr>
-      </w:pPr>
-      <w:r>
-        <w:rPr>
-          <w:rFonts w:ascii="Courier New" w:hAnsi="Courier New" w:cs="Courier New"/>
-          <w:sz w:val="20"/>
-        </w:rPr>
-        <w:t>14   |   R$ 4.358,58   |   R$ 488,60   |   R$ 96,03   |   R$ 4.262,55</w:t>
-      </w:r>
-    </w:p>
-    <w:p>
-      <w:pPr>
-        <w:rPr>
-          <w:rFonts w:ascii="Courier New" w:hAnsi="Courier New" w:cs="Courier New"/>
-          <w:sz w:val="20"/>
-        </w:rPr>
-      </w:pPr>
-      <w:r>
-        <w:rPr>
-          <w:rFonts w:ascii="Courier New" w:hAnsi="Courier New" w:cs="Courier New"/>
-          <w:sz w:val="20"/>
-        </w:rPr>
-        <w:t>15   |   R$ 4.262,55   |   R$ 477,83   |   R$ 106,80   |   R$ 4.155,75</w:t>
-      </w:r>
-    </w:p>
-    <w:p>
-      <w:pPr>
-        <w:rPr>
-          <w:rFonts w:ascii="Courier New" w:hAnsi="Courier New" w:cs="Courier New"/>
-          <w:sz w:val="20"/>
-        </w:rPr>
-      </w:pPr>
-      <w:r>
-        <w:rPr>
-          <w:rFonts w:ascii="Courier New" w:hAnsi="Courier New" w:cs="Courier New"/>
-          <w:sz w:val="20"/>
-        </w:rPr>
-        <w:t>16   |   R$ 4.155,75   |   R$ 465,86   |   R$ 118,77   |   R$ 4.036,98</w:t>
-      </w:r>
-    </w:p>
-    <w:p>
-      <w:pPr>
-        <w:rPr>
-          <w:rFonts w:ascii="Courier New" w:hAnsi="Courier New" w:cs="Courier New"/>
-          <w:sz w:val="20"/>
-        </w:rPr>
-      </w:pPr>
-      <w:r>
-        <w:rPr>
-          <w:rFonts w:ascii="Courier New" w:hAnsi="Courier New" w:cs="Courier New"/>
-          <w:sz w:val="20"/>
-        </w:rPr>
-        <w:t>17   |   R$ 4.036,98   |   R$ 452,55   |   R$ 132,08   |   R$ 3.904,90</w:t>
-      </w:r>
-    </w:p>
-    <w:p>
-      <w:pPr>
-        <w:rPr>
-          <w:rFonts w:ascii="Courier New" w:hAnsi="Courier New" w:cs="Courier New"/>
-          <w:sz w:val="20"/>
-        </w:rPr>
-      </w:pPr>
-      <w:r>
-        <w:rPr>
-          <w:rFonts w:ascii="Courier New" w:hAnsi="Courier New" w:cs="Courier New"/>
-          <w:sz w:val="20"/>
-        </w:rPr>
-        <w:t>18   |   R$ 3.904,90   |   R$ 437,74   |   R$ 146,89   |   R$ 3.758,01</w:t>
-      </w:r>
-    </w:p>
-    <w:p>
-      <w:pPr>
-        <w:rPr>
-          <w:rFonts w:ascii="Courier New" w:hAnsi="Courier New" w:cs="Courier New"/>
-          <w:sz w:val="20"/>
-        </w:rPr>
-      </w:pPr>
-      <w:r>
-        <w:rPr>
-          <w:rFonts w:ascii="Courier New" w:hAnsi="Courier New" w:cs="Courier New"/>
-          <w:sz w:val="20"/>
-        </w:rPr>
-        <w:t>19   |   R$ 3.758,01   |   R$ 421,27   |   R$ 163,36   |   R$ 3.594,65</w:t>
-      </w:r>
-    </w:p>
-    <w:p>
-      <w:pPr>
-        <w:rPr>
-          <w:rFonts w:ascii="Courier New" w:hAnsi="Courier New" w:cs="Courier New"/>
-          <w:sz w:val="20"/>
-        </w:rPr>
-      </w:pPr>
-      <w:r>
-        <w:rPr>
-          <w:rFonts w:ascii="Courier New" w:hAnsi="Courier New" w:cs="Courier New"/>
-          <w:sz w:val="20"/>
-        </w:rPr>
-        <w:t>20   |   R$ 3.594,65   |   R$ 402,96   |   R$ 181,67   |   R$ 3.412,98</w:t>
-      </w:r>
-    </w:p>
-    <w:p>
-      <w:pPr>
-        <w:rPr>
-          <w:rFonts w:ascii="Courier New" w:hAnsi="Courier New" w:cs="Courier New"/>
-          <w:sz w:val="20"/>
-        </w:rPr>
-      </w:pPr>
-      <w:r>
-        <w:rPr>
-          <w:rFonts w:ascii="Courier New" w:hAnsi="Courier New" w:cs="Courier New"/>
-          <w:sz w:val="20"/>
-        </w:rPr>
-        <w:t>21   |   R$ 3.412,98   |   R$ 382,60   |   R$ 202,03   |   R$ 3.210,95</w:t>
-      </w:r>
-    </w:p>
-    <w:p>
-      <w:pPr>
-        <w:rPr>
-          <w:rFonts w:ascii="Courier New" w:hAnsi="Courier New" w:cs="Courier New"/>
-          <w:sz w:val="20"/>
-        </w:rPr>
-      </w:pPr>
-      <w:r>
-        <w:rPr>
-          <w:rFonts w:ascii="Courier New" w:hAnsi="Courier New" w:cs="Courier New"/>
-          <w:sz w:val="20"/>
-        </w:rPr>
-        <w:t>22   |   R$ 3.210,95   |   R$ 359,95   |   R$ 224,68   |   R$ 2.986,27</w:t>
-      </w:r>
-    </w:p>
-    <w:p>
-      <w:pPr>
-        <w:rPr>
-          <w:rFonts w:ascii="Courier New" w:hAnsi="Courier New" w:cs="Courier New"/>
-          <w:sz w:val="20"/>
-        </w:rPr>
-      </w:pPr>
-      <w:r>
-        <w:rPr>
-          <w:rFonts w:ascii="Courier New" w:hAnsi="Courier New" w:cs="Courier New"/>
-          <w:sz w:val="20"/>
-        </w:rPr>
-        <w:t>23   |   R$ 2.986,27   |   R$ 334,76   |   R$ 249,87   |   R$ 2.736,40</w:t>
-      </w:r>
-    </w:p>
-    <w:p>
-      <w:pPr>
-        <w:rPr>
-          <w:rFonts w:ascii="Courier New" w:hAnsi="Courier New" w:cs="Courier New"/>
-          <w:sz w:val="20"/>
-        </w:rPr>
-      </w:pPr>
-      <w:r>
-        <w:rPr>
-          <w:rFonts w:ascii="Courier New" w:hAnsi="Courier New" w:cs="Courier New"/>
-          <w:sz w:val="20"/>
-        </w:rPr>
-        <w:t>24   |   R$ 2.736,40   |   R$ 306,75   |   R$ 277,88   |   R$ 2.458,52</w:t>
-      </w:r>
-    </w:p>
-    <w:p>
-      <w:pPr>
-        <w:rPr>
-          <w:rFonts w:ascii="Courier New" w:hAnsi="Courier New" w:cs="Courier New"/>
-          <w:sz w:val="20"/>
-        </w:rPr>
-      </w:pPr>
-      <w:r>
-        <w:rPr>
-          <w:rFonts w:ascii="Courier New" w:hAnsi="Courier New" w:cs="Courier New"/>
-          <w:sz w:val="20"/>
-        </w:rPr>
-        <w:t>25   |   R$ 2.458,52   |   R$ 275,60   |   R$ 309,03   |   R$ 2.149,49</w:t>
-      </w:r>
-    </w:p>
-    <w:p>
-      <w:pPr>
-        <w:rPr>
-          <w:rFonts w:ascii="Courier New" w:hAnsi="Courier New" w:cs="Courier New"/>
-          <w:sz w:val="20"/>
-        </w:rPr>
-      </w:pPr>
-      <w:r>
-        <w:rPr>
-          <w:rFonts w:ascii="Courier New" w:hAnsi="Courier New" w:cs="Courier New"/>
-          <w:sz w:val="20"/>
-        </w:rPr>
-        <w:t>26   |   R$ 2.149,49   |   R$ 240,96   |   R$ 343,67   |   R$ 1.805,82</w:t>
-      </w:r>
-    </w:p>
-    <w:p>
-      <w:pPr>
-        <w:rPr>
-          <w:rFonts w:ascii="Courier New" w:hAnsi="Courier New" w:cs="Courier New"/>
-          <w:sz w:val="20"/>
-        </w:rPr>
-      </w:pPr>
-      <w:r>
-        <w:rPr>
-          <w:rFonts w:ascii="Courier New" w:hAnsi="Courier New" w:cs="Courier New"/>
-          <w:sz w:val="20"/>
-        </w:rPr>
-        <w:t>27   |   R$ 1.805,82   |   R$ 202,43   |   R$ 382,20   |   R$ 1.423,62</w:t>
-      </w:r>
-    </w:p>
-    <w:p>
-      <w:pPr>
-        <w:rPr>
-          <w:rFonts w:ascii="Courier New" w:hAnsi="Courier New" w:cs="Courier New"/>
-          <w:sz w:val="20"/>
-        </w:rPr>
-      </w:pPr>
-      <w:r>
-        <w:rPr>
-          <w:rFonts w:ascii="Courier New" w:hAnsi="Courier New" w:cs="Courier New"/>
-          <w:sz w:val="20"/>
-        </w:rPr>
-        <w:t>28   |   R$ 1.423,62   |   R$ 159,59   |   R$ 425,04   |   R$ 998,58</w:t>
-      </w:r>
-    </w:p>
-    <w:p>
-      <w:pPr>
-        <w:rPr>
-          <w:rFonts w:ascii="Courier New" w:hAnsi="Courier New" w:cs="Courier New"/>
-          <w:sz w:val="20"/>
-        </w:rPr>
-      </w:pPr>
-      <w:r>
-        <w:rPr>
-          <w:rFonts w:ascii="Courier New" w:hAnsi="Courier New" w:cs="Courier New"/>
-          <w:sz w:val="20"/>
-        </w:rPr>
-        <w:t>29   |   R$ 998,58   |   R$ 111,94   |   R$ 472,69   |   R$ 525,89</w:t>
-      </w:r>
-    </w:p>
-    <w:p>
-      <w:pPr>
-        <w:rPr>
-          <w:rFonts w:ascii="Courier New" w:hAnsi="Courier New" w:cs="Courier New"/>
-          <w:sz w:val="20"/>
-        </w:rPr>
-      </w:pPr>
-      <w:r>
-        <w:rPr>
-          <w:rFonts w:ascii="Courier New" w:hAnsi="Courier New" w:cs="Courier New"/>
-          <w:sz w:val="20"/>
-        </w:rPr>
-        <w:t>30   |   R$ 525,89   |   R$ 58,95   |   R$ 525,68   |   R$ 0,00</w:t>
-      </w:r>
-    </w:p>
-    <w:p>
-      <w:pPr>
-        <w:rPr>
-          <w:rFonts w:ascii="Courier New" w:hAnsi="Courier New" w:cs="Courier New"/>
-          <w:sz w:val="20"/>
-        </w:rPr>
-      </w:pPr>
-      <w:r>
-        <w:rPr>
-          <w:rFonts w:ascii="Courier New" w:hAnsi="Courier New" w:cs="Courier New"/>
-          <w:sz w:val="20"/>
-        </w:rPr>
-        <w:t xml:space="preserve">**TOTAL**   |      |   **R$ 12.538,91**   |   **R$ 5.000,00**   |   </w:t>
-      </w:r>
-    </w:p>
-    <w:p>
-      <w:pPr>
-        <w:jc w:val="both"/>
-        <w:rPr>
-          <w:rFonts w:ascii="Arial" w:hAnsi="Arial" w:cs="Arial"/>
-          <w:sz w:val="24"/>
-        </w:rPr>
-      </w:pPr>
-    </w:p>
+        <w:t>6. METODOLOGIA DO RECÁLCULO</w:t>
+      </w:r>
+    </w:p>
+    <w:p>
+      <w:pPr>
+        <w:jc w:val="both"/>
+        <w:rPr>
+          <w:rFonts w:ascii="Arial" w:hAnsi="Arial" w:cs="Arial"/>
+          <w:sz w:val="24"/>
+        </w:rPr>
+      </w:pPr>
+    </w:p>
+    <w:p>
+      <w:pPr>
+        <w:jc w:val="both"/>
+        <w:rPr>
+          <w:rFonts w:ascii="Arial" w:hAnsi="Arial" w:cs="Arial"/>
+          <w:sz w:val="24"/>
+        </w:rPr>
+      </w:pPr>
+      <w:r>
+        <w:rPr>
+          <w:rFonts w:ascii="Arial" w:hAnsi="Arial" w:cs="Arial"/>
+          <w:sz w:val="24"/>
+        </w:rPr>
+        <w:t xml:space="preserve">O recálculo foi realizado pelo </w:t>
+      </w:r>
+      <w:r>
+        <w:rPr>
+          <w:rFonts w:ascii="Arial" w:hAnsi="Arial" w:cs="Arial"/>
+          <w:b/>
+          <w:sz w:val="24"/>
+        </w:rPr>
+        <w:t xml:space="preserve">Sistema </w:t>
+      </w:r>
+      <w:proofErr w:type="spellStart"/>
+      <w:r>
+        <w:rPr>
+          <w:rFonts w:ascii="Arial" w:hAnsi="Arial" w:cs="Arial"/>
+          <w:b/>
+          <w:sz w:val="24"/>
+        </w:rPr>
+        <w:t>Price</w:t>
+      </w:r>
+      <w:proofErr w:type="spellEnd"/>
+      <w:r>
+        <w:rPr>
+          <w:rFonts w:ascii="Arial" w:hAnsi="Arial" w:cs="Arial"/>
+          <w:b/>
+          <w:sz w:val="24"/>
+        </w:rPr>
+        <w:t xml:space="preserve"> (Tabela </w:t>
+      </w:r>
+      <w:proofErr w:type="spellStart"/>
+      <w:r>
+        <w:rPr>
+          <w:rFonts w:ascii="Arial" w:hAnsi="Arial" w:cs="Arial"/>
+          <w:b/>
+          <w:sz w:val="24"/>
+        </w:rPr>
+        <w:t>Price</w:t>
+      </w:r>
+      <w:proofErr w:type="spellEnd"/>
+      <w:r>
+        <w:rPr>
+          <w:rFonts w:ascii="Arial" w:hAnsi="Arial" w:cs="Arial"/>
+          <w:b/>
+          <w:sz w:val="24"/>
+        </w:rPr>
+        <w:t>)</w:t>
+      </w:r>
+      <w:r>
+        <w:rPr>
+          <w:rFonts w:ascii="Arial" w:hAnsi="Arial" w:cs="Arial"/>
+          <w:sz w:val="24"/>
+        </w:rPr>
+        <w:t>, que é o método utilizado pelo próprio contrato, mantendo as mesmas 30 parcelas e o mesmo prazo, alterando apenas a taxa de juros para 11,21% ao mês (média BACEN).</w:t>
+      </w:r>
+    </w:p>
+    <w:p>
+      <w:pPr>
+        <w:jc w:val="both"/>
+        <w:rPr>
+          <w:rFonts w:ascii="Arial" w:hAnsi="Arial" w:cs="Arial"/>
+          <w:sz w:val="24"/>
+        </w:rPr>
+      </w:pPr>
+    </w:p>
+    <w:p>
+      <w:pPr>
+        <w:jc w:val="both"/>
+        <w:rPr>
+          <w:rFonts w:ascii="Arial" w:hAnsi="Arial" w:cs="Arial"/>
+          <w:sz w:val="24"/>
+        </w:rPr>
+      </w:pPr>
+      <w:r>
+        <w:rPr>
+          <w:rFonts w:ascii="Arial" w:hAnsi="Arial" w:cs="Arial"/>
+          <w:b/>
+          <w:sz w:val="24"/>
+        </w:rPr>
+        <w:t>Fórmula da parcela (PMT):</w:t>
+      </w:r>
+    </w:p>
+    <w:p>
+      <w:pPr>
+        <w:jc w:val="both"/>
+        <w:rPr>
+          <w:rFonts w:ascii="Arial" w:hAnsi="Arial" w:cs="Arial"/>
+          <w:sz w:val="24"/>
+        </w:rPr>
+      </w:pPr>
+    </w:p>
+    <w:p>
+      <w:pPr>
+        <w:ind w:left="850" w:right="850"/>
+        <w:jc w:val="both"/>
+        <w:rPr>
+          <w:rFonts w:ascii="Arial" w:hAnsi="Arial" w:cs="Arial"/>
+          <w:i/>
+        </w:rPr>
+      </w:pPr>
+      <w:r>
+        <w:rPr>
+          <w:rFonts w:ascii="Arial" w:hAnsi="Arial" w:cs="Arial"/>
+          <w:i/>
+        </w:rPr>
+        <w:t xml:space="preserve">PMT = PV × r ÷ </w:t>
+      </w:r>
+      <w:proofErr w:type="gramStart"/>
+      <w:r>
+        <w:rPr>
+          <w:rFonts w:ascii="Arial" w:hAnsi="Arial" w:cs="Arial"/>
+          <w:i/>
+        </w:rPr>
+        <w:t>[ 1</w:t>
+      </w:r>
+      <w:proofErr w:type="gramEnd"/>
+      <w:r>
+        <w:rPr>
+          <w:rFonts w:ascii="Arial" w:hAnsi="Arial" w:cs="Arial"/>
+          <w:i/>
+        </w:rPr>
+        <w:t xml:space="preserve"> − (1 + </w:t>
+      </w:r>
+      <w:proofErr w:type="gramStart"/>
+      <w:r>
+        <w:rPr>
+          <w:rFonts w:ascii="Arial" w:hAnsi="Arial" w:cs="Arial"/>
+          <w:i/>
+        </w:rPr>
+        <w:t>r)^</w:t>
+      </w:r>
+      <w:proofErr w:type="gramEnd"/>
+      <w:r>
+        <w:rPr>
+          <w:rFonts w:ascii="Arial" w:hAnsi="Arial" w:cs="Arial"/>
+          <w:i/>
+        </w:rPr>
+        <w:t>−</w:t>
+      </w:r>
+      <w:proofErr w:type="gramStart"/>
+      <w:r>
+        <w:rPr>
+          <w:rFonts w:ascii="Arial" w:hAnsi="Arial" w:cs="Arial"/>
+          <w:i/>
+        </w:rPr>
+        <w:t>n ]</w:t>
+      </w:r>
+      <w:proofErr w:type="gramEnd"/>
+    </w:p>
+    <w:p>
+      <w:pPr>
+        <w:jc w:val="both"/>
+        <w:rPr>
+          <w:rFonts w:ascii="Arial" w:hAnsi="Arial" w:cs="Arial"/>
+          <w:sz w:val="24"/>
+        </w:rPr>
+      </w:pPr>
+      <w:r>
+        <w:rPr>
+          <w:rFonts w:ascii="Arial" w:hAnsi="Arial" w:cs="Arial"/>
+          <w:sz w:val="24"/>
+        </w:rPr>
+        <w:t>&gt;</w:t>
+      </w:r>
+    </w:p>
+    <w:p>
+      <w:pPr>
+        <w:ind w:left="850" w:right="850"/>
+        <w:jc w:val="both"/>
+        <w:rPr>
+          <w:rFonts w:ascii="Arial" w:hAnsi="Arial" w:cs="Arial"/>
+          <w:i/>
+        </w:rPr>
+      </w:pPr>
+      <w:r>
+        <w:rPr>
+          <w:rFonts w:ascii="Arial" w:hAnsi="Arial" w:cs="Arial"/>
+          <w:i/>
+        </w:rPr>
+        <w:t>Onde: PV = R$ 5.000,00 | r = 0,1121 | n = 30</w:t>
+      </w:r>
+    </w:p>
+    <w:p>
+      <w:pPr>
+        <w:jc w:val="both"/>
+        <w:rPr>
+          <w:rFonts w:ascii="Arial" w:hAnsi="Arial" w:cs="Arial"/>
+          <w:sz w:val="24"/>
+        </w:rPr>
+      </w:pPr>
+      <w:r>
+        <w:rPr>
+          <w:rFonts w:ascii="Arial" w:hAnsi="Arial" w:cs="Arial"/>
+          <w:sz w:val="24"/>
+        </w:rPr>
+        <w:t>&gt;</w:t>
+      </w:r>
+    </w:p>
+    <w:p>
+      <w:pPr>
+        <w:ind w:left="850" w:right="850"/>
+        <w:jc w:val="both"/>
+        <w:rPr>
+          <w:rFonts w:ascii="Arial" w:hAnsi="Arial" w:cs="Arial"/>
+          <w:i/>
+        </w:rPr>
+      </w:pPr>
+      <w:r>
+        <w:rPr>
+          <w:rFonts w:ascii="Arial" w:hAnsi="Arial" w:cs="Arial"/>
+          <w:i/>
+        </w:rPr>
+        <w:lastRenderedPageBreak/>
+        <w:t xml:space="preserve">PMT = 5.000 × 0,1121 ÷ </w:t>
+      </w:r>
+      <w:proofErr w:type="gramStart"/>
+      <w:r>
+        <w:rPr>
+          <w:rFonts w:ascii="Arial" w:hAnsi="Arial" w:cs="Arial"/>
+          <w:i/>
+        </w:rPr>
+        <w:t>[ 1</w:t>
+      </w:r>
+      <w:proofErr w:type="gramEnd"/>
+      <w:r>
+        <w:rPr>
+          <w:rFonts w:ascii="Arial" w:hAnsi="Arial" w:cs="Arial"/>
+          <w:i/>
+        </w:rPr>
+        <w:t xml:space="preserve"> − (1,</w:t>
+      </w:r>
+      <w:proofErr w:type="gramStart"/>
+      <w:r>
+        <w:rPr>
+          <w:rFonts w:ascii="Arial" w:hAnsi="Arial" w:cs="Arial"/>
+          <w:i/>
+        </w:rPr>
+        <w:t>1121)^</w:t>
+      </w:r>
+      <w:proofErr w:type="gramEnd"/>
+      <w:r>
+        <w:rPr>
+          <w:rFonts w:ascii="Arial" w:hAnsi="Arial" w:cs="Arial"/>
+          <w:i/>
+        </w:rPr>
+        <w:t>−</w:t>
+      </w:r>
+      <w:proofErr w:type="gramStart"/>
+      <w:r>
+        <w:rPr>
+          <w:rFonts w:ascii="Arial" w:hAnsi="Arial" w:cs="Arial"/>
+          <w:i/>
+        </w:rPr>
+        <w:t>30 ]</w:t>
+      </w:r>
+      <w:proofErr w:type="gramEnd"/>
+    </w:p>
+    <w:p>
+      <w:pPr>
+        <w:ind w:left="850" w:right="850"/>
+        <w:jc w:val="both"/>
+        <w:rPr>
+          <w:rFonts w:ascii="Arial" w:hAnsi="Arial" w:cs="Arial"/>
+          <w:i/>
+        </w:rPr>
+      </w:pPr>
+      <w:r>
+        <w:rPr>
+          <w:rFonts w:ascii="Arial" w:hAnsi="Arial" w:cs="Arial"/>
+          <w:i/>
+        </w:rPr>
+        <w:t>**PMT = R$ 584,63**</w:t>
+      </w:r>
+    </w:p>
+    <w:p>
+      <w:pPr>
+        <w:jc w:val="both"/>
+        <w:rPr>
+          <w:rFonts w:ascii="Arial" w:hAnsi="Arial" w:cs="Arial"/>
+          <w:sz w:val="24"/>
+        </w:rPr>
+      </w:pPr>
+    </w:p>
+    <w:p>
+      <w:pPr>
+        <w:jc w:val="both"/>
+        <w:rPr>
+          <w:rFonts w:ascii="Arial" w:hAnsi="Arial" w:cs="Arial"/>
+          <w:sz w:val="24"/>
+        </w:rPr>
+      </w:pPr>
+    </w:p>
+    <w:p>
+      <w:pPr>
+        <w:jc w:val="both"/>
+        <w:rPr>
+          <w:rFonts w:ascii="Arial" w:hAnsi="Arial" w:cs="Arial"/>
+          <w:sz w:val="24"/>
+        </w:rPr>
+      </w:pPr>
+    </w:p>
+    <w:tbl>
+      <w:tblPr>
+        <w:tblStyle w:val="Tabelacomgrade"/>
+        <w:tblW w:w="9464" w:type="dxa"/>
+        <w:tblLook w:val="04A0" w:firstRow="1" w:lastRow="0" w:firstColumn="1" w:lastColumn="0" w:noHBand="0" w:noVBand="1"/>
+      </w:tblPr>
+      <w:tblGrid>
+        <w:gridCol w:w="9464"/>
+      </w:tblGrid>
+      <w:tr>
+        <w:tc>
+          <w:tcPr>
+            <w:tcW w:w="9464" w:type="dxa"/>
+          </w:tcPr>
+          <w:p>
+            <w:pPr>
+              <w:jc w:val="both"/>
+              <w:rPr>
+                <w:rFonts w:ascii="Arial" w:hAnsi="Arial" w:cs="Arial"/>
+                <w:b/>
+                <w:caps/>
+                <w:sz w:val="24"/>
+              </w:rPr>
+            </w:pPr>
+            <w:r>
+              <w:rPr>
+                <w:rFonts w:ascii="Arial" w:hAnsi="Arial" w:cs="Arial"/>
+                <w:b/>
+                <w:caps/>
+                <w:sz w:val="24"/>
+              </w:rPr>
+              <w:t>7. TABELA PRICE REVISADA — 30 PARCELAS À TAXA DE 11,21% a.m.</w:t>
+            </w:r>
+          </w:p>
+        </w:tc>
+      </w:tr>
+      <w:tr>
+        <w:tc>
+          <w:tcPr>
+            <w:tcW w:w="9464" w:type="dxa"/>
+          </w:tcPr>
+          <w:p>
+            <w:pPr>
+              <w:jc w:val="both"/>
+              <w:rPr>
+                <w:rFonts w:ascii="Arial" w:hAnsi="Arial" w:cs="Arial"/>
+                <w:sz w:val="24"/>
+              </w:rPr>
+            </w:pPr>
+          </w:p>
+        </w:tc>
+      </w:tr>
+      <w:tr>
+        <w:tc>
+          <w:tcPr>
+            <w:tcW w:w="9464" w:type="dxa"/>
+          </w:tcPr>
+          <w:p>
+            <w:pPr>
+              <w:rPr>
+                <w:rFonts w:ascii="Courier New" w:hAnsi="Courier New" w:cs="Courier New"/>
+                <w:sz w:val="20"/>
+              </w:rPr>
+            </w:pPr>
+            <w:r>
+              <w:rPr>
+                <w:rFonts w:ascii="Courier New" w:hAnsi="Courier New" w:cs="Courier New"/>
+                <w:sz w:val="20"/>
+              </w:rPr>
+              <w:t xml:space="preserve">Parc.   |   Saldo Anterior   |   Juros   </w:t>
+            </w:r>
+            <w:r>
+              <w:rPr>
+                <w:rFonts w:ascii="Courier New" w:hAnsi="Courier New" w:cs="Courier New"/>
+                <w:sz w:val="20"/>
+              </w:rPr>
+              <w:t xml:space="preserve">    </w:t>
+            </w:r>
+            <w:r>
+              <w:rPr>
+                <w:rFonts w:ascii="Courier New" w:hAnsi="Courier New" w:cs="Courier New"/>
+                <w:sz w:val="20"/>
+              </w:rPr>
+              <w:t>|   Amortização|   Saldo Devedor</w:t>
+            </w:r>
+          </w:p>
+        </w:tc>
+      </w:tr>
+      <w:tr>
+        <w:tc>
+          <w:tcPr>
+            <w:tcW w:w="9464" w:type="dxa"/>
+          </w:tcPr>
+          <w:p>
+            <w:pPr>
+              <w:rPr>
+                <w:rFonts w:ascii="Courier New" w:hAnsi="Courier New" w:cs="Courier New"/>
+                <w:sz w:val="20"/>
+              </w:rPr>
+            </w:pPr>
+            <w:r>
+              <w:rPr>
+                <w:rFonts w:ascii="Courier New" w:hAnsi="Courier New" w:cs="Courier New"/>
+                <w:sz w:val="20"/>
+              </w:rPr>
+              <w:t xml:space="preserve">1   </w:t>
+            </w:r>
+            <w:r>
+              <w:rPr>
+                <w:rFonts w:ascii="Courier New" w:hAnsi="Courier New" w:cs="Courier New"/>
+                <w:sz w:val="20"/>
+              </w:rPr>
+              <w:t xml:space="preserve">    </w:t>
+            </w:r>
+            <w:r>
+              <w:rPr>
+                <w:rFonts w:ascii="Courier New" w:hAnsi="Courier New" w:cs="Courier New"/>
+                <w:sz w:val="20"/>
+              </w:rPr>
+              <w:t xml:space="preserve">|   R$ 5.000,00  </w:t>
+            </w:r>
+            <w:r>
+              <w:rPr>
+                <w:rFonts w:ascii="Courier New" w:hAnsi="Courier New" w:cs="Courier New"/>
+                <w:sz w:val="20"/>
+              </w:rPr>
+              <w:t xml:space="preserve">   </w:t>
+            </w:r>
+            <w:r>
+              <w:rPr>
+                <w:rFonts w:ascii="Courier New" w:hAnsi="Courier New" w:cs="Courier New"/>
+                <w:sz w:val="20"/>
+              </w:rPr>
+              <w:t xml:space="preserve"> |   R$ 560,50   |   R$ 24,13   |   R$ 4.975,87</w:t>
+            </w:r>
+          </w:p>
+        </w:tc>
+      </w:tr>
+      <w:tr>
+        <w:tc>
+          <w:tcPr>
+            <w:tcW w:w="9464" w:type="dxa"/>
+          </w:tcPr>
+          <w:p>
+            <w:pPr>
+              <w:rPr>
+                <w:rFonts w:ascii="Courier New" w:hAnsi="Courier New" w:cs="Courier New"/>
+                <w:sz w:val="20"/>
+              </w:rPr>
+            </w:pPr>
+            <w:r>
+              <w:rPr>
+                <w:rFonts w:ascii="Courier New" w:hAnsi="Courier New" w:cs="Courier New"/>
+                <w:sz w:val="20"/>
+              </w:rPr>
+              <w:t xml:space="preserve">2   </w:t>
+            </w:r>
+            <w:r>
+              <w:rPr>
+                <w:rFonts w:ascii="Courier New" w:hAnsi="Courier New" w:cs="Courier New"/>
+                <w:sz w:val="20"/>
+              </w:rPr>
+              <w:t xml:space="preserve">    </w:t>
+            </w:r>
+            <w:r>
+              <w:rPr>
+                <w:rFonts w:ascii="Courier New" w:hAnsi="Courier New" w:cs="Courier New"/>
+                <w:sz w:val="20"/>
+              </w:rPr>
+              <w:t xml:space="preserve">|   R$ 4.975,87   </w:t>
+            </w:r>
+            <w:r>
+              <w:rPr>
+                <w:rFonts w:ascii="Courier New" w:hAnsi="Courier New" w:cs="Courier New"/>
+                <w:sz w:val="20"/>
+              </w:rPr>
+              <w:t xml:space="preserve">   </w:t>
+            </w:r>
+            <w:r>
+              <w:rPr>
+                <w:rFonts w:ascii="Courier New" w:hAnsi="Courier New" w:cs="Courier New"/>
+                <w:sz w:val="20"/>
+              </w:rPr>
+              <w:t>|   R$ 557,80   |   R$ 26,83   |   R$ 4.949,04</w:t>
+            </w:r>
+          </w:p>
+        </w:tc>
+      </w:tr>
+      <w:tr>
+        <w:tc>
+          <w:tcPr>
+            <w:tcW w:w="9464" w:type="dxa"/>
+          </w:tcPr>
+          <w:p>
+            <w:pPr>
+              <w:rPr>
+                <w:rFonts w:ascii="Courier New" w:hAnsi="Courier New" w:cs="Courier New"/>
+                <w:sz w:val="20"/>
+              </w:rPr>
+            </w:pPr>
+            <w:r>
+              <w:rPr>
+                <w:rFonts w:ascii="Courier New" w:hAnsi="Courier New" w:cs="Courier New"/>
+                <w:sz w:val="20"/>
+              </w:rPr>
+              <w:t xml:space="preserve">3  </w:t>
+            </w:r>
+            <w:r>
+              <w:rPr>
+                <w:rFonts w:ascii="Courier New" w:hAnsi="Courier New" w:cs="Courier New"/>
+                <w:sz w:val="20"/>
+              </w:rPr>
+              <w:t xml:space="preserve">    </w:t>
+            </w:r>
+            <w:r>
+              <w:rPr>
+                <w:rFonts w:ascii="Courier New" w:hAnsi="Courier New" w:cs="Courier New"/>
+                <w:sz w:val="20"/>
+              </w:rPr>
+              <w:t xml:space="preserve"> |   R$ 4.949,04  </w:t>
+            </w:r>
+            <w:r>
+              <w:rPr>
+                <w:rFonts w:ascii="Courier New" w:hAnsi="Courier New" w:cs="Courier New"/>
+                <w:sz w:val="20"/>
+              </w:rPr>
+              <w:t xml:space="preserve">   </w:t>
+            </w:r>
+            <w:r>
+              <w:rPr>
+                <w:rFonts w:ascii="Courier New" w:hAnsi="Courier New" w:cs="Courier New"/>
+                <w:sz w:val="20"/>
+              </w:rPr>
+              <w:t xml:space="preserve"> |   R$ 554,79   |   R$ 29,84   |   R$ 4.919,20</w:t>
+            </w:r>
+          </w:p>
+        </w:tc>
+      </w:tr>
+      <w:tr>
+        <w:tc>
+          <w:tcPr>
+            <w:tcW w:w="9464" w:type="dxa"/>
+          </w:tcPr>
+          <w:p>
+            <w:pPr>
+              <w:rPr>
+                <w:rFonts w:ascii="Courier New" w:hAnsi="Courier New" w:cs="Courier New"/>
+                <w:sz w:val="20"/>
+              </w:rPr>
+            </w:pPr>
+            <w:r>
+              <w:rPr>
+                <w:rFonts w:ascii="Courier New" w:hAnsi="Courier New" w:cs="Courier New"/>
+                <w:sz w:val="20"/>
+              </w:rPr>
+              <w:t xml:space="preserve">4  </w:t>
+            </w:r>
+            <w:r>
+              <w:rPr>
+                <w:rFonts w:ascii="Courier New" w:hAnsi="Courier New" w:cs="Courier New"/>
+                <w:sz w:val="20"/>
+              </w:rPr>
+              <w:t xml:space="preserve">     </w:t>
+            </w:r>
+            <w:r>
+              <w:rPr>
+                <w:rFonts w:ascii="Courier New" w:hAnsi="Courier New" w:cs="Courier New"/>
+                <w:sz w:val="20"/>
+              </w:rPr>
+              <w:t xml:space="preserve">|   R$ 4.919,20  </w:t>
+            </w:r>
+            <w:r>
+              <w:rPr>
+                <w:rFonts w:ascii="Courier New" w:hAnsi="Courier New" w:cs="Courier New"/>
+                <w:sz w:val="20"/>
+              </w:rPr>
+              <w:t xml:space="preserve">   </w:t>
+            </w:r>
+            <w:r>
+              <w:rPr>
+                <w:rFonts w:ascii="Courier New" w:hAnsi="Courier New" w:cs="Courier New"/>
+                <w:sz w:val="20"/>
+              </w:rPr>
+              <w:t xml:space="preserve"> |   R$ 551,44   |   R$ 33,19   |   R$ 4.886,01</w:t>
+            </w:r>
+          </w:p>
+        </w:tc>
+      </w:tr>
+      <w:tr>
+        <w:tc>
+          <w:tcPr>
+            <w:tcW w:w="9464" w:type="dxa"/>
+          </w:tcPr>
+          <w:p>
+            <w:pPr>
+              <w:rPr>
+                <w:rFonts w:ascii="Courier New" w:hAnsi="Courier New" w:cs="Courier New"/>
+                <w:sz w:val="20"/>
+              </w:rPr>
+            </w:pPr>
+            <w:r>
+              <w:rPr>
+                <w:rFonts w:ascii="Courier New" w:hAnsi="Courier New" w:cs="Courier New"/>
+                <w:sz w:val="20"/>
+              </w:rPr>
+              <w:t xml:space="preserve">5  </w:t>
+            </w:r>
+            <w:r>
+              <w:rPr>
+                <w:rFonts w:ascii="Courier New" w:hAnsi="Courier New" w:cs="Courier New"/>
+                <w:sz w:val="20"/>
+              </w:rPr>
+              <w:t xml:space="preserve">    </w:t>
+            </w:r>
+            <w:r>
+              <w:rPr>
+                <w:rFonts w:ascii="Courier New" w:hAnsi="Courier New" w:cs="Courier New"/>
+                <w:sz w:val="20"/>
+              </w:rPr>
+              <w:t xml:space="preserve"> |   R$ 4.886,01   </w:t>
+            </w:r>
+            <w:r>
+              <w:rPr>
+                <w:rFonts w:ascii="Courier New" w:hAnsi="Courier New" w:cs="Courier New"/>
+                <w:sz w:val="20"/>
+              </w:rPr>
+              <w:t xml:space="preserve">   </w:t>
+            </w:r>
+            <w:r>
+              <w:rPr>
+                <w:rFonts w:ascii="Courier New" w:hAnsi="Courier New" w:cs="Courier New"/>
+                <w:sz w:val="20"/>
+              </w:rPr>
+              <w:t>|   R$ 547,72   |   R$ 36,91   |   R$ 4.849,10</w:t>
+            </w:r>
+          </w:p>
+        </w:tc>
+      </w:tr>
+      <w:tr>
+        <w:tc>
+          <w:tcPr>
+            <w:tcW w:w="9464" w:type="dxa"/>
+          </w:tcPr>
+          <w:p>
+            <w:pPr>
+              <w:rPr>
+                <w:rFonts w:ascii="Courier New" w:hAnsi="Courier New" w:cs="Courier New"/>
+                <w:sz w:val="20"/>
+              </w:rPr>
+            </w:pPr>
+            <w:r>
+              <w:rPr>
+                <w:rFonts w:ascii="Courier New" w:hAnsi="Courier New" w:cs="Courier New"/>
+                <w:sz w:val="20"/>
+              </w:rPr>
+              <w:t xml:space="preserve">6  </w:t>
+            </w:r>
+            <w:r>
+              <w:rPr>
+                <w:rFonts w:ascii="Courier New" w:hAnsi="Courier New" w:cs="Courier New"/>
+                <w:sz w:val="20"/>
+              </w:rPr>
+              <w:t xml:space="preserve">    </w:t>
+            </w:r>
+            <w:r>
+              <w:rPr>
+                <w:rFonts w:ascii="Courier New" w:hAnsi="Courier New" w:cs="Courier New"/>
+                <w:sz w:val="20"/>
+              </w:rPr>
+              <w:t xml:space="preserve"> |   R$ 4.849,10  </w:t>
+            </w:r>
+            <w:r>
+              <w:rPr>
+                <w:rFonts w:ascii="Courier New" w:hAnsi="Courier New" w:cs="Courier New"/>
+                <w:sz w:val="20"/>
+              </w:rPr>
+              <w:t xml:space="preserve">   </w:t>
+            </w:r>
+            <w:r>
+              <w:rPr>
+                <w:rFonts w:ascii="Courier New" w:hAnsi="Courier New" w:cs="Courier New"/>
+                <w:sz w:val="20"/>
+              </w:rPr>
+              <w:t xml:space="preserve"> |   R$ 543,58   |   R$ 41,05   |   R$ 4.808,05</w:t>
+            </w:r>
+          </w:p>
+        </w:tc>
+      </w:tr>
+      <w:tr>
+        <w:tc>
+          <w:tcPr>
+            <w:tcW w:w="9464" w:type="dxa"/>
+          </w:tcPr>
+          <w:p>
+            <w:pPr>
+              <w:rPr>
+                <w:rFonts w:ascii="Courier New" w:hAnsi="Courier New" w:cs="Courier New"/>
+                <w:sz w:val="20"/>
+              </w:rPr>
+            </w:pPr>
+            <w:r>
+              <w:rPr>
+                <w:rFonts w:ascii="Courier New" w:hAnsi="Courier New" w:cs="Courier New"/>
+                <w:sz w:val="20"/>
+              </w:rPr>
+              <w:t xml:space="preserve">7  </w:t>
+            </w:r>
+            <w:r>
+              <w:rPr>
+                <w:rFonts w:ascii="Courier New" w:hAnsi="Courier New" w:cs="Courier New"/>
+                <w:sz w:val="20"/>
+              </w:rPr>
+              <w:t xml:space="preserve">    </w:t>
+            </w:r>
+            <w:r>
+              <w:rPr>
+                <w:rFonts w:ascii="Courier New" w:hAnsi="Courier New" w:cs="Courier New"/>
+                <w:sz w:val="20"/>
+              </w:rPr>
+              <w:t xml:space="preserve"> |   R$ 4.808,05  </w:t>
+            </w:r>
+            <w:r>
+              <w:rPr>
+                <w:rFonts w:ascii="Courier New" w:hAnsi="Courier New" w:cs="Courier New"/>
+                <w:sz w:val="20"/>
+              </w:rPr>
+              <w:t xml:space="preserve">   </w:t>
+            </w:r>
+            <w:r>
+              <w:rPr>
+                <w:rFonts w:ascii="Courier New" w:hAnsi="Courier New" w:cs="Courier New"/>
+                <w:sz w:val="20"/>
+              </w:rPr>
+              <w:t xml:space="preserve"> |   R$ 538,98   |   R$ 45,65   |   R$ 4.762,40</w:t>
+            </w:r>
+          </w:p>
+        </w:tc>
+      </w:tr>
+      <w:tr>
+        <w:tc>
+          <w:tcPr>
+            <w:tcW w:w="9464" w:type="dxa"/>
+          </w:tcPr>
+          <w:p>
+            <w:pPr>
+              <w:rPr>
+                <w:rFonts w:ascii="Courier New" w:hAnsi="Courier New" w:cs="Courier New"/>
+                <w:sz w:val="20"/>
+              </w:rPr>
+            </w:pPr>
+            <w:r>
+              <w:rPr>
+                <w:rFonts w:ascii="Courier New" w:hAnsi="Courier New" w:cs="Courier New"/>
+                <w:sz w:val="20"/>
+              </w:rPr>
+              <w:t xml:space="preserve">8   </w:t>
+            </w:r>
+            <w:r>
+              <w:rPr>
+                <w:rFonts w:ascii="Courier New" w:hAnsi="Courier New" w:cs="Courier New"/>
+                <w:sz w:val="20"/>
+              </w:rPr>
+              <w:t xml:space="preserve">    </w:t>
+            </w:r>
+            <w:r>
+              <w:rPr>
+                <w:rFonts w:ascii="Courier New" w:hAnsi="Courier New" w:cs="Courier New"/>
+                <w:sz w:val="20"/>
+              </w:rPr>
+              <w:t xml:space="preserve">|   R$ 4.762,40 </w:t>
+            </w:r>
+            <w:r>
+              <w:rPr>
+                <w:rFonts w:ascii="Courier New" w:hAnsi="Courier New" w:cs="Courier New"/>
+                <w:sz w:val="20"/>
+              </w:rPr>
+              <w:t xml:space="preserve">   </w:t>
+            </w:r>
+            <w:r>
+              <w:rPr>
+                <w:rFonts w:ascii="Courier New" w:hAnsi="Courier New" w:cs="Courier New"/>
+                <w:sz w:val="20"/>
+              </w:rPr>
+              <w:t xml:space="preserve">  |   R$ 533,87   |   R$ 50,76   |   R$ 4.711,64</w:t>
+            </w:r>
+          </w:p>
+        </w:tc>
+      </w:tr>
+      <w:tr>
+        <w:tc>
+          <w:tcPr>
+            <w:tcW w:w="9464" w:type="dxa"/>
+          </w:tcPr>
+          <w:p>
+            <w:pPr>
+              <w:rPr>
+                <w:rFonts w:ascii="Courier New" w:hAnsi="Courier New" w:cs="Courier New"/>
+                <w:sz w:val="20"/>
+              </w:rPr>
+            </w:pPr>
+            <w:r>
+              <w:rPr>
+                <w:rFonts w:ascii="Courier New" w:hAnsi="Courier New" w:cs="Courier New"/>
+                <w:sz w:val="20"/>
+              </w:rPr>
+              <w:t xml:space="preserve">9  </w:t>
+            </w:r>
+            <w:r>
+              <w:rPr>
+                <w:rFonts w:ascii="Courier New" w:hAnsi="Courier New" w:cs="Courier New"/>
+                <w:sz w:val="20"/>
+              </w:rPr>
+              <w:t xml:space="preserve">    </w:t>
+            </w:r>
+            <w:r>
+              <w:rPr>
+                <w:rFonts w:ascii="Courier New" w:hAnsi="Courier New" w:cs="Courier New"/>
+                <w:sz w:val="20"/>
+              </w:rPr>
+              <w:t xml:space="preserve"> |   R$ 4.711,64  </w:t>
+            </w:r>
+            <w:r>
+              <w:rPr>
+                <w:rFonts w:ascii="Courier New" w:hAnsi="Courier New" w:cs="Courier New"/>
+                <w:sz w:val="20"/>
+              </w:rPr>
+              <w:t xml:space="preserve">   </w:t>
+            </w:r>
+            <w:r>
+              <w:rPr>
+                <w:rFonts w:ascii="Courier New" w:hAnsi="Courier New" w:cs="Courier New"/>
+                <w:sz w:val="20"/>
+              </w:rPr>
+              <w:t xml:space="preserve"> |   R$ 528,17   |   R$ 56,46   |   R$ 4.655,18</w:t>
+            </w:r>
+          </w:p>
+        </w:tc>
+      </w:tr>
+      <w:tr>
+        <w:tc>
+          <w:tcPr>
+            <w:tcW w:w="9464" w:type="dxa"/>
+          </w:tcPr>
+          <w:p>
+            <w:pPr>
+              <w:rPr>
+                <w:rFonts w:ascii="Courier New" w:hAnsi="Courier New" w:cs="Courier New"/>
+                <w:sz w:val="20"/>
+              </w:rPr>
+            </w:pPr>
+            <w:r>
+              <w:rPr>
+                <w:rFonts w:ascii="Courier New" w:hAnsi="Courier New" w:cs="Courier New"/>
+                <w:sz w:val="20"/>
+              </w:rPr>
+              <w:t xml:space="preserve">10 </w:t>
+            </w:r>
+            <w:r>
+              <w:rPr>
+                <w:rFonts w:ascii="Courier New" w:hAnsi="Courier New" w:cs="Courier New"/>
+                <w:sz w:val="20"/>
+              </w:rPr>
+              <w:t xml:space="preserve">    </w:t>
+            </w:r>
+            <w:r>
+              <w:rPr>
+                <w:rFonts w:ascii="Courier New" w:hAnsi="Courier New" w:cs="Courier New"/>
+                <w:sz w:val="20"/>
+              </w:rPr>
+              <w:t xml:space="preserve"> |   R$ 4.655,18 </w:t>
+            </w:r>
+            <w:r>
+              <w:rPr>
+                <w:rFonts w:ascii="Courier New" w:hAnsi="Courier New" w:cs="Courier New"/>
+                <w:sz w:val="20"/>
+              </w:rPr>
+              <w:t xml:space="preserve">   </w:t>
+            </w:r>
+            <w:r>
+              <w:rPr>
+                <w:rFonts w:ascii="Courier New" w:hAnsi="Courier New" w:cs="Courier New"/>
+                <w:sz w:val="20"/>
+              </w:rPr>
+              <w:t xml:space="preserve">  |   R$ 521,85   |   R$ 62,78   |   R$ 4.592,40</w:t>
+            </w:r>
+          </w:p>
+        </w:tc>
+      </w:tr>
+      <w:tr>
+        <w:tc>
+          <w:tcPr>
+            <w:tcW w:w="9464" w:type="dxa"/>
+          </w:tcPr>
+          <w:p>
+            <w:pPr>
+              <w:rPr>
+                <w:rFonts w:ascii="Courier New" w:hAnsi="Courier New" w:cs="Courier New"/>
+                <w:sz w:val="20"/>
+              </w:rPr>
+            </w:pPr>
+            <w:r>
+              <w:rPr>
+                <w:rFonts w:ascii="Courier New" w:hAnsi="Courier New" w:cs="Courier New"/>
+                <w:sz w:val="20"/>
+              </w:rPr>
+              <w:t xml:space="preserve">11  </w:t>
+            </w:r>
+            <w:r>
+              <w:rPr>
+                <w:rFonts w:ascii="Courier New" w:hAnsi="Courier New" w:cs="Courier New"/>
+                <w:sz w:val="20"/>
+              </w:rPr>
+              <w:t xml:space="preserve">   </w:t>
+            </w:r>
+            <w:r>
+              <w:rPr>
+                <w:rFonts w:ascii="Courier New" w:hAnsi="Courier New" w:cs="Courier New"/>
+                <w:sz w:val="20"/>
+              </w:rPr>
+              <w:t xml:space="preserve"> |   R$ 4.592,40   </w:t>
+            </w:r>
+            <w:r>
+              <w:rPr>
+                <w:rFonts w:ascii="Courier New" w:hAnsi="Courier New" w:cs="Courier New"/>
+                <w:sz w:val="20"/>
+              </w:rPr>
+              <w:t xml:space="preserve">   </w:t>
+            </w:r>
+            <w:r>
+              <w:rPr>
+                <w:rFonts w:ascii="Courier New" w:hAnsi="Courier New" w:cs="Courier New"/>
+                <w:sz w:val="20"/>
+              </w:rPr>
+              <w:t>|   R$ 514,81   |   R$ 69,82   |   R$ 4.522,58</w:t>
+            </w:r>
+          </w:p>
+        </w:tc>
+      </w:tr>
+      <w:tr>
+        <w:tc>
+          <w:tcPr>
+            <w:tcW w:w="9464" w:type="dxa"/>
+          </w:tcPr>
+          <w:p>
+            <w:pPr>
+              <w:rPr>
+                <w:rFonts w:ascii="Courier New" w:hAnsi="Courier New" w:cs="Courier New"/>
+                <w:sz w:val="20"/>
+              </w:rPr>
+            </w:pPr>
+            <w:r>
+              <w:rPr>
+                <w:rFonts w:ascii="Courier New" w:hAnsi="Courier New" w:cs="Courier New"/>
+                <w:sz w:val="20"/>
+              </w:rPr>
+              <w:t xml:space="preserve">12 </w:t>
+            </w:r>
+            <w:r>
+              <w:rPr>
+                <w:rFonts w:ascii="Courier New" w:hAnsi="Courier New" w:cs="Courier New"/>
+                <w:sz w:val="20"/>
+              </w:rPr>
+              <w:t xml:space="preserve">   </w:t>
+            </w:r>
+            <w:r>
+              <w:rPr>
+                <w:rFonts w:ascii="Courier New" w:hAnsi="Courier New" w:cs="Courier New"/>
+                <w:sz w:val="20"/>
+              </w:rPr>
+              <w:t xml:space="preserve">  |   R$ 4.522,58  </w:t>
+            </w:r>
+            <w:r>
+              <w:rPr>
+                <w:rFonts w:ascii="Courier New" w:hAnsi="Courier New" w:cs="Courier New"/>
+                <w:sz w:val="20"/>
+              </w:rPr>
+              <w:t xml:space="preserve">   </w:t>
+            </w:r>
+            <w:r>
+              <w:rPr>
+                <w:rFonts w:ascii="Courier New" w:hAnsi="Courier New" w:cs="Courier New"/>
+                <w:sz w:val="20"/>
+              </w:rPr>
+              <w:t xml:space="preserve"> |   R$ 506,98   |   R$ 77,65   |   R$ 4.444,93</w:t>
+            </w:r>
+          </w:p>
+        </w:tc>
+      </w:tr>
+      <w:tr>
+        <w:tc>
+          <w:tcPr>
+            <w:tcW w:w="9464" w:type="dxa"/>
+          </w:tcPr>
+          <w:p>
+            <w:pPr>
+              <w:rPr>
+                <w:rFonts w:ascii="Courier New" w:hAnsi="Courier New" w:cs="Courier New"/>
+                <w:sz w:val="20"/>
+              </w:rPr>
+            </w:pPr>
+            <w:r>
+              <w:rPr>
+                <w:rFonts w:ascii="Courier New" w:hAnsi="Courier New" w:cs="Courier New"/>
+                <w:sz w:val="20"/>
+              </w:rPr>
+              <w:t xml:space="preserve">13 </w:t>
+            </w:r>
+            <w:r>
+              <w:rPr>
+                <w:rFonts w:ascii="Courier New" w:hAnsi="Courier New" w:cs="Courier New"/>
+                <w:sz w:val="20"/>
+              </w:rPr>
+              <w:t xml:space="preserve">   </w:t>
+            </w:r>
+            <w:r>
+              <w:rPr>
+                <w:rFonts w:ascii="Courier New" w:hAnsi="Courier New" w:cs="Courier New"/>
+                <w:sz w:val="20"/>
+              </w:rPr>
+              <w:t xml:space="preserve">  |   R$ 4.444,93  </w:t>
+            </w:r>
+            <w:r>
+              <w:rPr>
+                <w:rFonts w:ascii="Courier New" w:hAnsi="Courier New" w:cs="Courier New"/>
+                <w:sz w:val="20"/>
+              </w:rPr>
+              <w:t xml:space="preserve">   </w:t>
+            </w:r>
+            <w:r>
+              <w:rPr>
+                <w:rFonts w:ascii="Courier New" w:hAnsi="Courier New" w:cs="Courier New"/>
+                <w:sz w:val="20"/>
+              </w:rPr>
+              <w:t xml:space="preserve"> |   R$ 498,28   |   R$ 86,35   |   R$ 4.358,58</w:t>
+            </w:r>
+          </w:p>
+        </w:tc>
+      </w:tr>
+      <w:tr>
+        <w:tc>
+          <w:tcPr>
+            <w:tcW w:w="9464" w:type="dxa"/>
+          </w:tcPr>
+          <w:p>
+            <w:pPr>
+              <w:rPr>
+                <w:rFonts w:ascii="Courier New" w:hAnsi="Courier New" w:cs="Courier New"/>
+                <w:sz w:val="20"/>
+              </w:rPr>
+            </w:pPr>
+            <w:r>
+              <w:rPr>
+                <w:rFonts w:ascii="Courier New" w:hAnsi="Courier New" w:cs="Courier New"/>
+                <w:sz w:val="20"/>
+              </w:rPr>
+              <w:t xml:space="preserve">14 </w:t>
+            </w:r>
+            <w:r>
+              <w:rPr>
+                <w:rFonts w:ascii="Courier New" w:hAnsi="Courier New" w:cs="Courier New"/>
+                <w:sz w:val="20"/>
+              </w:rPr>
+              <w:t xml:space="preserve">   </w:t>
+            </w:r>
+            <w:r>
+              <w:rPr>
+                <w:rFonts w:ascii="Courier New" w:hAnsi="Courier New" w:cs="Courier New"/>
+                <w:sz w:val="20"/>
+              </w:rPr>
+              <w:t xml:space="preserve">  |   R$ 4.358,58  </w:t>
+            </w:r>
+            <w:r>
+              <w:rPr>
+                <w:rFonts w:ascii="Courier New" w:hAnsi="Courier New" w:cs="Courier New"/>
+                <w:sz w:val="20"/>
+              </w:rPr>
+              <w:t xml:space="preserve">   </w:t>
+            </w:r>
+            <w:r>
+              <w:rPr>
+                <w:rFonts w:ascii="Courier New" w:hAnsi="Courier New" w:cs="Courier New"/>
+                <w:sz w:val="20"/>
+              </w:rPr>
+              <w:t xml:space="preserve"> |   R$ 488,60   |   R$ 96,03   |   R$ 4.262,55</w:t>
+            </w:r>
+          </w:p>
+        </w:tc>
+      </w:tr>
+      <w:tr>
+        <w:tc>
+          <w:tcPr>
+            <w:tcW w:w="9464" w:type="dxa"/>
+          </w:tcPr>
+          <w:p>
+            <w:pPr>
+              <w:rPr>
+                <w:rFonts w:ascii="Courier New" w:hAnsi="Courier New" w:cs="Courier New"/>
+                <w:sz w:val="20"/>
+              </w:rPr>
+            </w:pPr>
+            <w:r>
+              <w:rPr>
+                <w:rFonts w:ascii="Courier New" w:hAnsi="Courier New" w:cs="Courier New"/>
+                <w:sz w:val="20"/>
+              </w:rPr>
+              <w:t>15</w:t>
+            </w:r>
+            <w:r>
+              <w:rPr>
+                <w:rFonts w:ascii="Courier New" w:hAnsi="Courier New" w:cs="Courier New"/>
+                <w:sz w:val="20"/>
+              </w:rPr>
+              <w:t xml:space="preserve">   </w:t>
+            </w:r>
+            <w:r>
+              <w:rPr>
+                <w:rFonts w:ascii="Courier New" w:hAnsi="Courier New" w:cs="Courier New"/>
+                <w:sz w:val="20"/>
+              </w:rPr>
+              <w:t xml:space="preserve">   |   R$ 4.262,55  </w:t>
+            </w:r>
+            <w:r>
+              <w:rPr>
+                <w:rFonts w:ascii="Courier New" w:hAnsi="Courier New" w:cs="Courier New"/>
+                <w:sz w:val="20"/>
+              </w:rPr>
+              <w:t xml:space="preserve">   </w:t>
+            </w:r>
+            <w:r>
+              <w:rPr>
+                <w:rFonts w:ascii="Courier New" w:hAnsi="Courier New" w:cs="Courier New"/>
+                <w:sz w:val="20"/>
+              </w:rPr>
+              <w:t xml:space="preserve"> |   R$ 477,83   |   R$ 106,</w:t>
+            </w:r>
+            <w:proofErr w:type="gramStart"/>
+            <w:r>
+              <w:rPr>
+                <w:rFonts w:ascii="Courier New" w:hAnsi="Courier New" w:cs="Courier New"/>
+                <w:sz w:val="20"/>
+              </w:rPr>
+              <w:t xml:space="preserve">80 </w:t>
+            </w:r>
+            <w:r>
+              <w:rPr>
+                <w:rFonts w:ascii="Courier New" w:hAnsi="Courier New" w:cs="Courier New"/>
+                <w:sz w:val="20"/>
+              </w:rPr>
+              <w:t xml:space="preserve"> </w:t>
+            </w:r>
+            <w:r>
+              <w:rPr>
+                <w:rFonts w:ascii="Courier New" w:hAnsi="Courier New" w:cs="Courier New"/>
+                <w:sz w:val="20"/>
+              </w:rPr>
+              <w:t>|</w:t>
+            </w:r>
+            <w:proofErr w:type="gramEnd"/>
+            <w:r>
+              <w:rPr>
+                <w:rFonts w:ascii="Courier New" w:hAnsi="Courier New" w:cs="Courier New"/>
+                <w:sz w:val="20"/>
+              </w:rPr>
+              <w:t xml:space="preserve">   R$ 4.155,75</w:t>
+            </w:r>
+          </w:p>
+        </w:tc>
+      </w:tr>
+      <w:tr>
+        <w:tc>
+          <w:tcPr>
+            <w:tcW w:w="9464" w:type="dxa"/>
+          </w:tcPr>
+          <w:p>
+            <w:pPr>
+              <w:rPr>
+                <w:rFonts w:ascii="Courier New" w:hAnsi="Courier New" w:cs="Courier New"/>
+                <w:sz w:val="20"/>
+              </w:rPr>
+            </w:pPr>
+            <w:r>
+              <w:rPr>
+                <w:rFonts w:ascii="Courier New" w:hAnsi="Courier New" w:cs="Courier New"/>
+                <w:sz w:val="20"/>
+              </w:rPr>
+              <w:t xml:space="preserve">16 </w:t>
+            </w:r>
+            <w:r>
+              <w:rPr>
+                <w:rFonts w:ascii="Courier New" w:hAnsi="Courier New" w:cs="Courier New"/>
+                <w:sz w:val="20"/>
+              </w:rPr>
+              <w:t xml:space="preserve">   </w:t>
+            </w:r>
+            <w:r>
+              <w:rPr>
+                <w:rFonts w:ascii="Courier New" w:hAnsi="Courier New" w:cs="Courier New"/>
+                <w:sz w:val="20"/>
+              </w:rPr>
+              <w:t xml:space="preserve">  |   R$ 4.155,75  </w:t>
+            </w:r>
+            <w:r>
+              <w:rPr>
+                <w:rFonts w:ascii="Courier New" w:hAnsi="Courier New" w:cs="Courier New"/>
+                <w:sz w:val="20"/>
+              </w:rPr>
+              <w:t xml:space="preserve">   </w:t>
+            </w:r>
+            <w:r>
+              <w:rPr>
+                <w:rFonts w:ascii="Courier New" w:hAnsi="Courier New" w:cs="Courier New"/>
+                <w:sz w:val="20"/>
+              </w:rPr>
+              <w:t xml:space="preserve"> |   R$ 465,86   |   R$ 118,</w:t>
+            </w:r>
+            <w:proofErr w:type="gramStart"/>
+            <w:r>
+              <w:rPr>
+                <w:rFonts w:ascii="Courier New" w:hAnsi="Courier New" w:cs="Courier New"/>
+                <w:sz w:val="20"/>
+              </w:rPr>
+              <w:t>77  |</w:t>
+            </w:r>
+            <w:proofErr w:type="gramEnd"/>
+            <w:r>
+              <w:rPr>
+                <w:rFonts w:ascii="Courier New" w:hAnsi="Courier New" w:cs="Courier New"/>
+                <w:sz w:val="20"/>
+              </w:rPr>
+              <w:t xml:space="preserve">   R$ 4.036,98</w:t>
+            </w:r>
+          </w:p>
+        </w:tc>
+      </w:tr>
+      <w:tr>
+        <w:tc>
+          <w:tcPr>
+            <w:tcW w:w="9464" w:type="dxa"/>
+          </w:tcPr>
+          <w:p>
+            <w:pPr>
+              <w:rPr>
+                <w:rFonts w:ascii="Courier New" w:hAnsi="Courier New" w:cs="Courier New"/>
+                <w:sz w:val="20"/>
+              </w:rPr>
+            </w:pPr>
+            <w:r>
+              <w:rPr>
+                <w:rFonts w:ascii="Courier New" w:hAnsi="Courier New" w:cs="Courier New"/>
+                <w:sz w:val="20"/>
+              </w:rPr>
+              <w:t xml:space="preserve">17 </w:t>
+            </w:r>
+            <w:r>
+              <w:rPr>
+                <w:rFonts w:ascii="Courier New" w:hAnsi="Courier New" w:cs="Courier New"/>
+                <w:sz w:val="20"/>
+              </w:rPr>
+              <w:t xml:space="preserve">   </w:t>
+            </w:r>
+            <w:r>
+              <w:rPr>
+                <w:rFonts w:ascii="Courier New" w:hAnsi="Courier New" w:cs="Courier New"/>
+                <w:sz w:val="20"/>
+              </w:rPr>
+              <w:t xml:space="preserve">  |   R$ 4.036,98  </w:t>
+            </w:r>
+            <w:r>
+              <w:rPr>
+                <w:rFonts w:ascii="Courier New" w:hAnsi="Courier New" w:cs="Courier New"/>
+                <w:sz w:val="20"/>
+              </w:rPr>
+              <w:t xml:space="preserve">   </w:t>
+            </w:r>
+            <w:r>
+              <w:rPr>
+                <w:rFonts w:ascii="Courier New" w:hAnsi="Courier New" w:cs="Courier New"/>
+                <w:sz w:val="20"/>
+              </w:rPr>
+              <w:t xml:space="preserve"> |   R$ 452,55   |   R$ 132,</w:t>
+            </w:r>
+            <w:proofErr w:type="gramStart"/>
+            <w:r>
+              <w:rPr>
+                <w:rFonts w:ascii="Courier New" w:hAnsi="Courier New" w:cs="Courier New"/>
+                <w:sz w:val="20"/>
+              </w:rPr>
+              <w:t>08  |</w:t>
+            </w:r>
+            <w:proofErr w:type="gramEnd"/>
+            <w:r>
+              <w:rPr>
+                <w:rFonts w:ascii="Courier New" w:hAnsi="Courier New" w:cs="Courier New"/>
+                <w:sz w:val="20"/>
+              </w:rPr>
+              <w:t xml:space="preserve">   R$ 3.904,90</w:t>
+            </w:r>
+          </w:p>
+        </w:tc>
+      </w:tr>
+      <w:tr>
+        <w:tc>
+          <w:tcPr>
+            <w:tcW w:w="9464" w:type="dxa"/>
+          </w:tcPr>
+          <w:p>
+            <w:pPr>
+              <w:rPr>
+                <w:rFonts w:ascii="Courier New" w:hAnsi="Courier New" w:cs="Courier New"/>
+                <w:sz w:val="20"/>
+              </w:rPr>
+            </w:pPr>
+            <w:r>
+              <w:rPr>
+                <w:rFonts w:ascii="Courier New" w:hAnsi="Courier New" w:cs="Courier New"/>
+                <w:sz w:val="20"/>
+              </w:rPr>
+              <w:t xml:space="preserve">18 </w:t>
+            </w:r>
+            <w:r>
+              <w:rPr>
+                <w:rFonts w:ascii="Courier New" w:hAnsi="Courier New" w:cs="Courier New"/>
+                <w:sz w:val="20"/>
+              </w:rPr>
+              <w:t xml:space="preserve">   </w:t>
+            </w:r>
+            <w:r>
+              <w:rPr>
+                <w:rFonts w:ascii="Courier New" w:hAnsi="Courier New" w:cs="Courier New"/>
+                <w:sz w:val="20"/>
+              </w:rPr>
+              <w:t xml:space="preserve">  |   R$ 3.904,90  </w:t>
+            </w:r>
+            <w:r>
+              <w:rPr>
+                <w:rFonts w:ascii="Courier New" w:hAnsi="Courier New" w:cs="Courier New"/>
+                <w:sz w:val="20"/>
+              </w:rPr>
+              <w:t xml:space="preserve">   </w:t>
+            </w:r>
+            <w:r>
+              <w:rPr>
+                <w:rFonts w:ascii="Courier New" w:hAnsi="Courier New" w:cs="Courier New"/>
+                <w:sz w:val="20"/>
+              </w:rPr>
+              <w:t xml:space="preserve"> |   R$ 437,74   |   R$ 146,</w:t>
+            </w:r>
+            <w:proofErr w:type="gramStart"/>
+            <w:r>
+              <w:rPr>
+                <w:rFonts w:ascii="Courier New" w:hAnsi="Courier New" w:cs="Courier New"/>
+                <w:sz w:val="20"/>
+              </w:rPr>
+              <w:t>89  |</w:t>
+            </w:r>
+            <w:proofErr w:type="gramEnd"/>
+            <w:r>
+              <w:rPr>
+                <w:rFonts w:ascii="Courier New" w:hAnsi="Courier New" w:cs="Courier New"/>
+                <w:sz w:val="20"/>
+              </w:rPr>
+              <w:t xml:space="preserve">   R$ 3.758,01</w:t>
+            </w:r>
+          </w:p>
+        </w:tc>
+      </w:tr>
+      <w:tr>
+        <w:tc>
+          <w:tcPr>
+            <w:tcW w:w="9464" w:type="dxa"/>
+          </w:tcPr>
+          <w:p>
+            <w:pPr>
+              <w:rPr>
+                <w:rFonts w:ascii="Courier New" w:hAnsi="Courier New" w:cs="Courier New"/>
+                <w:sz w:val="20"/>
+              </w:rPr>
+            </w:pPr>
+            <w:r>
+              <w:rPr>
+                <w:rFonts w:ascii="Courier New" w:hAnsi="Courier New" w:cs="Courier New"/>
+                <w:sz w:val="20"/>
+              </w:rPr>
+              <w:t xml:space="preserve">19 </w:t>
+            </w:r>
+            <w:r>
+              <w:rPr>
+                <w:rFonts w:ascii="Courier New" w:hAnsi="Courier New" w:cs="Courier New"/>
+                <w:sz w:val="20"/>
+              </w:rPr>
+              <w:t xml:space="preserve">   </w:t>
+            </w:r>
+            <w:r>
+              <w:rPr>
+                <w:rFonts w:ascii="Courier New" w:hAnsi="Courier New" w:cs="Courier New"/>
+                <w:sz w:val="20"/>
+              </w:rPr>
+              <w:t xml:space="preserve">  |   R$ 3.758,01  </w:t>
+            </w:r>
+            <w:r>
+              <w:rPr>
+                <w:rFonts w:ascii="Courier New" w:hAnsi="Courier New" w:cs="Courier New"/>
+                <w:sz w:val="20"/>
+              </w:rPr>
+              <w:t xml:space="preserve">   </w:t>
+            </w:r>
+            <w:r>
+              <w:rPr>
+                <w:rFonts w:ascii="Courier New" w:hAnsi="Courier New" w:cs="Courier New"/>
+                <w:sz w:val="20"/>
+              </w:rPr>
+              <w:t xml:space="preserve"> |   R$ 421,27   |   R$ 163,</w:t>
+            </w:r>
+            <w:proofErr w:type="gramStart"/>
+            <w:r>
+              <w:rPr>
+                <w:rFonts w:ascii="Courier New" w:hAnsi="Courier New" w:cs="Courier New"/>
+                <w:sz w:val="20"/>
+              </w:rPr>
+              <w:t>36  |</w:t>
+            </w:r>
+            <w:proofErr w:type="gramEnd"/>
+            <w:r>
+              <w:rPr>
+                <w:rFonts w:ascii="Courier New" w:hAnsi="Courier New" w:cs="Courier New"/>
+                <w:sz w:val="20"/>
+              </w:rPr>
+              <w:t xml:space="preserve">   R$ 3.594,65</w:t>
+            </w:r>
+          </w:p>
+        </w:tc>
+      </w:tr>
+      <w:tr>
+        <w:tc>
+          <w:tcPr>
+            <w:tcW w:w="9464" w:type="dxa"/>
+          </w:tcPr>
+          <w:p>
+            <w:pPr>
+              <w:rPr>
+                <w:rFonts w:ascii="Courier New" w:hAnsi="Courier New" w:cs="Courier New"/>
+                <w:sz w:val="20"/>
+              </w:rPr>
+            </w:pPr>
+            <w:r>
+              <w:rPr>
+                <w:rFonts w:ascii="Courier New" w:hAnsi="Courier New" w:cs="Courier New"/>
+                <w:sz w:val="20"/>
+              </w:rPr>
+              <w:t xml:space="preserve">20 </w:t>
+            </w:r>
+            <w:r>
+              <w:rPr>
+                <w:rFonts w:ascii="Courier New" w:hAnsi="Courier New" w:cs="Courier New"/>
+                <w:sz w:val="20"/>
+              </w:rPr>
+              <w:t xml:space="preserve">   </w:t>
+            </w:r>
+            <w:r>
+              <w:rPr>
+                <w:rFonts w:ascii="Courier New" w:hAnsi="Courier New" w:cs="Courier New"/>
+                <w:sz w:val="20"/>
+              </w:rPr>
+              <w:t xml:space="preserve">  |   R$ 3.594,65 </w:t>
+            </w:r>
+            <w:r>
+              <w:rPr>
+                <w:rFonts w:ascii="Courier New" w:hAnsi="Courier New" w:cs="Courier New"/>
+                <w:sz w:val="20"/>
+              </w:rPr>
+              <w:t xml:space="preserve">   </w:t>
+            </w:r>
+            <w:r>
+              <w:rPr>
+                <w:rFonts w:ascii="Courier New" w:hAnsi="Courier New" w:cs="Courier New"/>
+                <w:sz w:val="20"/>
+              </w:rPr>
+              <w:t xml:space="preserve">  |   R$ 402,96   |   R$ 181,</w:t>
+            </w:r>
+            <w:proofErr w:type="gramStart"/>
+            <w:r>
+              <w:rPr>
+                <w:rFonts w:ascii="Courier New" w:hAnsi="Courier New" w:cs="Courier New"/>
+                <w:sz w:val="20"/>
+              </w:rPr>
+              <w:t>67  |</w:t>
+            </w:r>
+            <w:proofErr w:type="gramEnd"/>
+            <w:r>
+              <w:rPr>
+                <w:rFonts w:ascii="Courier New" w:hAnsi="Courier New" w:cs="Courier New"/>
+                <w:sz w:val="20"/>
+              </w:rPr>
+              <w:t xml:space="preserve">   R$ 3.412,98</w:t>
+            </w:r>
+          </w:p>
+        </w:tc>
+      </w:tr>
+      <w:tr>
+        <w:tc>
+          <w:tcPr>
+            <w:tcW w:w="9464" w:type="dxa"/>
+          </w:tcPr>
+          <w:p>
+            <w:pPr>
+              <w:rPr>
+                <w:rFonts w:ascii="Courier New" w:hAnsi="Courier New" w:cs="Courier New"/>
+                <w:sz w:val="20"/>
+              </w:rPr>
+            </w:pPr>
+            <w:r>
+              <w:rPr>
+                <w:rFonts w:ascii="Courier New" w:hAnsi="Courier New" w:cs="Courier New"/>
+                <w:sz w:val="20"/>
+              </w:rPr>
+              <w:t xml:space="preserve">21  </w:t>
+            </w:r>
+            <w:r>
+              <w:rPr>
+                <w:rFonts w:ascii="Courier New" w:hAnsi="Courier New" w:cs="Courier New"/>
+                <w:sz w:val="20"/>
+              </w:rPr>
+              <w:t xml:space="preserve">   </w:t>
+            </w:r>
+            <w:r>
+              <w:rPr>
+                <w:rFonts w:ascii="Courier New" w:hAnsi="Courier New" w:cs="Courier New"/>
+                <w:sz w:val="20"/>
+              </w:rPr>
+              <w:t xml:space="preserve"> |   R$ 3.412,98 </w:t>
+            </w:r>
+            <w:r>
+              <w:rPr>
+                <w:rFonts w:ascii="Courier New" w:hAnsi="Courier New" w:cs="Courier New"/>
+                <w:sz w:val="20"/>
+              </w:rPr>
+              <w:t xml:space="preserve">   </w:t>
+            </w:r>
+            <w:r>
+              <w:rPr>
+                <w:rFonts w:ascii="Courier New" w:hAnsi="Courier New" w:cs="Courier New"/>
+                <w:sz w:val="20"/>
+              </w:rPr>
+              <w:t xml:space="preserve">  |   R$ 382,60   |   R$ 202,</w:t>
+            </w:r>
+            <w:proofErr w:type="gramStart"/>
+            <w:r>
+              <w:rPr>
+                <w:rFonts w:ascii="Courier New" w:hAnsi="Courier New" w:cs="Courier New"/>
+                <w:sz w:val="20"/>
+              </w:rPr>
+              <w:t>03  |</w:t>
+            </w:r>
+            <w:proofErr w:type="gramEnd"/>
+            <w:r>
+              <w:rPr>
+                <w:rFonts w:ascii="Courier New" w:hAnsi="Courier New" w:cs="Courier New"/>
+                <w:sz w:val="20"/>
+              </w:rPr>
+              <w:t xml:space="preserve">   R$ 3.210,95</w:t>
+            </w:r>
+          </w:p>
+        </w:tc>
+      </w:tr>
+      <w:tr>
+        <w:tc>
+          <w:tcPr>
+            <w:tcW w:w="9464" w:type="dxa"/>
+          </w:tcPr>
+          <w:p>
+            <w:pPr>
+              <w:rPr>
+                <w:rFonts w:ascii="Courier New" w:hAnsi="Courier New" w:cs="Courier New"/>
+                <w:sz w:val="20"/>
+              </w:rPr>
+            </w:pPr>
+            <w:r>
+              <w:rPr>
+                <w:rFonts w:ascii="Courier New" w:hAnsi="Courier New" w:cs="Courier New"/>
+                <w:sz w:val="20"/>
+              </w:rPr>
+              <w:t xml:space="preserve">22  </w:t>
+            </w:r>
+            <w:r>
+              <w:rPr>
+                <w:rFonts w:ascii="Courier New" w:hAnsi="Courier New" w:cs="Courier New"/>
+                <w:sz w:val="20"/>
+              </w:rPr>
+              <w:t xml:space="preserve">   </w:t>
+            </w:r>
+            <w:r>
+              <w:rPr>
+                <w:rFonts w:ascii="Courier New" w:hAnsi="Courier New" w:cs="Courier New"/>
+                <w:sz w:val="20"/>
+              </w:rPr>
+              <w:t xml:space="preserve"> |   R$ 3.210,95 </w:t>
+            </w:r>
+            <w:r>
+              <w:rPr>
+                <w:rFonts w:ascii="Courier New" w:hAnsi="Courier New" w:cs="Courier New"/>
+                <w:sz w:val="20"/>
+              </w:rPr>
+              <w:t xml:space="preserve">   </w:t>
+            </w:r>
+            <w:r>
+              <w:rPr>
+                <w:rFonts w:ascii="Courier New" w:hAnsi="Courier New" w:cs="Courier New"/>
+                <w:sz w:val="20"/>
+              </w:rPr>
+              <w:t xml:space="preserve">  |   R$ 359,95   |   R$ 224,</w:t>
+            </w:r>
+            <w:proofErr w:type="gramStart"/>
+            <w:r>
+              <w:rPr>
+                <w:rFonts w:ascii="Courier New" w:hAnsi="Courier New" w:cs="Courier New"/>
+                <w:sz w:val="20"/>
+              </w:rPr>
+              <w:t>68  |</w:t>
+            </w:r>
+            <w:proofErr w:type="gramEnd"/>
+            <w:r>
+              <w:rPr>
+                <w:rFonts w:ascii="Courier New" w:hAnsi="Courier New" w:cs="Courier New"/>
+                <w:sz w:val="20"/>
+              </w:rPr>
+              <w:t xml:space="preserve">   R$ 2.986,27</w:t>
+            </w:r>
+          </w:p>
+        </w:tc>
+      </w:tr>
+      <w:tr>
+        <w:tc>
+          <w:tcPr>
+            <w:tcW w:w="9464" w:type="dxa"/>
+          </w:tcPr>
+          <w:p>
+            <w:pPr>
+              <w:rPr>
+                <w:rFonts w:ascii="Courier New" w:hAnsi="Courier New" w:cs="Courier New"/>
+                <w:sz w:val="20"/>
+              </w:rPr>
+            </w:pPr>
+            <w:r>
+              <w:rPr>
+                <w:rFonts w:ascii="Courier New" w:hAnsi="Courier New" w:cs="Courier New"/>
+                <w:sz w:val="20"/>
+              </w:rPr>
+              <w:t xml:space="preserve">23 </w:t>
+            </w:r>
+            <w:r>
+              <w:rPr>
+                <w:rFonts w:ascii="Courier New" w:hAnsi="Courier New" w:cs="Courier New"/>
+                <w:sz w:val="20"/>
+              </w:rPr>
+              <w:t xml:space="preserve">   </w:t>
+            </w:r>
+            <w:r>
+              <w:rPr>
+                <w:rFonts w:ascii="Courier New" w:hAnsi="Courier New" w:cs="Courier New"/>
+                <w:sz w:val="20"/>
+              </w:rPr>
+              <w:t xml:space="preserve">  |   R$ 2.986,27  </w:t>
+            </w:r>
+            <w:r>
+              <w:rPr>
+                <w:rFonts w:ascii="Courier New" w:hAnsi="Courier New" w:cs="Courier New"/>
+                <w:sz w:val="20"/>
+              </w:rPr>
+              <w:t xml:space="preserve">   </w:t>
+            </w:r>
+            <w:r>
+              <w:rPr>
+                <w:rFonts w:ascii="Courier New" w:hAnsi="Courier New" w:cs="Courier New"/>
+                <w:sz w:val="20"/>
+              </w:rPr>
+              <w:t xml:space="preserve"> |   R$ 334,76   |   R$ 249,</w:t>
+            </w:r>
+            <w:proofErr w:type="gramStart"/>
+            <w:r>
+              <w:rPr>
+                <w:rFonts w:ascii="Courier New" w:hAnsi="Courier New" w:cs="Courier New"/>
+                <w:sz w:val="20"/>
+              </w:rPr>
+              <w:t>87  |</w:t>
+            </w:r>
+            <w:proofErr w:type="gramEnd"/>
+            <w:r>
+              <w:rPr>
+                <w:rFonts w:ascii="Courier New" w:hAnsi="Courier New" w:cs="Courier New"/>
+                <w:sz w:val="20"/>
+              </w:rPr>
+              <w:t xml:space="preserve">   R$ 2.736,40</w:t>
+            </w:r>
+          </w:p>
+        </w:tc>
+      </w:tr>
+      <w:tr>
+        <w:tc>
+          <w:tcPr>
+            <w:tcW w:w="9464" w:type="dxa"/>
+          </w:tcPr>
+          <w:p>
+            <w:pPr>
+              <w:rPr>
+                <w:rFonts w:ascii="Courier New" w:hAnsi="Courier New" w:cs="Courier New"/>
+                <w:sz w:val="20"/>
+              </w:rPr>
+            </w:pPr>
+            <w:r>
+              <w:rPr>
+                <w:rFonts w:ascii="Courier New" w:hAnsi="Courier New" w:cs="Courier New"/>
+                <w:sz w:val="20"/>
+              </w:rPr>
+              <w:t xml:space="preserve">24 </w:t>
+            </w:r>
+            <w:r>
+              <w:rPr>
+                <w:rFonts w:ascii="Courier New" w:hAnsi="Courier New" w:cs="Courier New"/>
+                <w:sz w:val="20"/>
+              </w:rPr>
+              <w:t xml:space="preserve">   </w:t>
+            </w:r>
+            <w:r>
+              <w:rPr>
+                <w:rFonts w:ascii="Courier New" w:hAnsi="Courier New" w:cs="Courier New"/>
+                <w:sz w:val="20"/>
+              </w:rPr>
+              <w:t xml:space="preserve">  |   R$ 2.736,40  </w:t>
+            </w:r>
+            <w:r>
+              <w:rPr>
+                <w:rFonts w:ascii="Courier New" w:hAnsi="Courier New" w:cs="Courier New"/>
+                <w:sz w:val="20"/>
+              </w:rPr>
+              <w:t xml:space="preserve">   </w:t>
+            </w:r>
+            <w:r>
+              <w:rPr>
+                <w:rFonts w:ascii="Courier New" w:hAnsi="Courier New" w:cs="Courier New"/>
+                <w:sz w:val="20"/>
+              </w:rPr>
+              <w:t xml:space="preserve"> |   R$ 306,75   |   R$ 277,</w:t>
+            </w:r>
+            <w:proofErr w:type="gramStart"/>
+            <w:r>
+              <w:rPr>
+                <w:rFonts w:ascii="Courier New" w:hAnsi="Courier New" w:cs="Courier New"/>
+                <w:sz w:val="20"/>
+              </w:rPr>
+              <w:t>88  |</w:t>
+            </w:r>
+            <w:proofErr w:type="gramEnd"/>
+            <w:r>
+              <w:rPr>
+                <w:rFonts w:ascii="Courier New" w:hAnsi="Courier New" w:cs="Courier New"/>
+                <w:sz w:val="20"/>
+              </w:rPr>
+              <w:t xml:space="preserve">   R$ 2.458,52</w:t>
+            </w:r>
+          </w:p>
+        </w:tc>
+      </w:tr>
+      <w:tr>
+        <w:tc>
+          <w:tcPr>
+            <w:tcW w:w="9464" w:type="dxa"/>
+          </w:tcPr>
+          <w:p>
+            <w:pPr>
+              <w:rPr>
+                <w:rFonts w:ascii="Courier New" w:hAnsi="Courier New" w:cs="Courier New"/>
+                <w:sz w:val="20"/>
+              </w:rPr>
+            </w:pPr>
+            <w:r>
+              <w:rPr>
+                <w:rFonts w:ascii="Courier New" w:hAnsi="Courier New" w:cs="Courier New"/>
+                <w:sz w:val="20"/>
+              </w:rPr>
+              <w:t xml:space="preserve">25  </w:t>
+            </w:r>
+            <w:r>
+              <w:rPr>
+                <w:rFonts w:ascii="Courier New" w:hAnsi="Courier New" w:cs="Courier New"/>
+                <w:sz w:val="20"/>
+              </w:rPr>
+              <w:t xml:space="preserve">   </w:t>
+            </w:r>
+            <w:r>
+              <w:rPr>
+                <w:rFonts w:ascii="Courier New" w:hAnsi="Courier New" w:cs="Courier New"/>
+                <w:sz w:val="20"/>
+              </w:rPr>
+              <w:t xml:space="preserve"> |   R$ 2.458,52  </w:t>
+            </w:r>
+            <w:r>
+              <w:rPr>
+                <w:rFonts w:ascii="Courier New" w:hAnsi="Courier New" w:cs="Courier New"/>
+                <w:sz w:val="20"/>
+              </w:rPr>
+              <w:t xml:space="preserve">   </w:t>
+            </w:r>
+            <w:r>
+              <w:rPr>
+                <w:rFonts w:ascii="Courier New" w:hAnsi="Courier New" w:cs="Courier New"/>
+                <w:sz w:val="20"/>
+              </w:rPr>
+              <w:t xml:space="preserve"> |   R$ 275,60   |   R$ 309,</w:t>
+            </w:r>
+            <w:proofErr w:type="gramStart"/>
+            <w:r>
+              <w:rPr>
+                <w:rFonts w:ascii="Courier New" w:hAnsi="Courier New" w:cs="Courier New"/>
+                <w:sz w:val="20"/>
+              </w:rPr>
+              <w:t>03  |</w:t>
+            </w:r>
+            <w:proofErr w:type="gramEnd"/>
+            <w:r>
+              <w:rPr>
+                <w:rFonts w:ascii="Courier New" w:hAnsi="Courier New" w:cs="Courier New"/>
+                <w:sz w:val="20"/>
+              </w:rPr>
+              <w:t xml:space="preserve">   R$ 2.149,49</w:t>
+            </w:r>
+          </w:p>
+        </w:tc>
+      </w:tr>
+      <w:tr>
+        <w:tc>
+          <w:tcPr>
+            <w:tcW w:w="9464" w:type="dxa"/>
+          </w:tcPr>
+          <w:p>
+            <w:pPr>
+              <w:rPr>
+                <w:rFonts w:ascii="Courier New" w:hAnsi="Courier New" w:cs="Courier New"/>
+                <w:sz w:val="20"/>
+              </w:rPr>
+            </w:pPr>
+            <w:r>
+              <w:rPr>
+                <w:rFonts w:ascii="Courier New" w:hAnsi="Courier New" w:cs="Courier New"/>
+                <w:sz w:val="20"/>
+              </w:rPr>
+              <w:t xml:space="preserve">26 </w:t>
+            </w:r>
+            <w:r>
+              <w:rPr>
+                <w:rFonts w:ascii="Courier New" w:hAnsi="Courier New" w:cs="Courier New"/>
+                <w:sz w:val="20"/>
+              </w:rPr>
+              <w:t xml:space="preserve">   </w:t>
+            </w:r>
+            <w:r>
+              <w:rPr>
+                <w:rFonts w:ascii="Courier New" w:hAnsi="Courier New" w:cs="Courier New"/>
+                <w:sz w:val="20"/>
+              </w:rPr>
+              <w:t xml:space="preserve">  |   R$ 2.149,49 </w:t>
+            </w:r>
+            <w:r>
+              <w:rPr>
+                <w:rFonts w:ascii="Courier New" w:hAnsi="Courier New" w:cs="Courier New"/>
+                <w:sz w:val="20"/>
+              </w:rPr>
+              <w:t xml:space="preserve">   </w:t>
+            </w:r>
+            <w:r>
+              <w:rPr>
+                <w:rFonts w:ascii="Courier New" w:hAnsi="Courier New" w:cs="Courier New"/>
+                <w:sz w:val="20"/>
+              </w:rPr>
+              <w:t xml:space="preserve">  |   R$ 240,96   |   R$ 343,</w:t>
+            </w:r>
+            <w:proofErr w:type="gramStart"/>
+            <w:r>
+              <w:rPr>
+                <w:rFonts w:ascii="Courier New" w:hAnsi="Courier New" w:cs="Courier New"/>
+                <w:sz w:val="20"/>
+              </w:rPr>
+              <w:t>67  |</w:t>
+            </w:r>
+            <w:proofErr w:type="gramEnd"/>
+            <w:r>
+              <w:rPr>
+                <w:rFonts w:ascii="Courier New" w:hAnsi="Courier New" w:cs="Courier New"/>
+                <w:sz w:val="20"/>
+              </w:rPr>
+              <w:t xml:space="preserve">   R$ 1.805,82</w:t>
+            </w:r>
+          </w:p>
+        </w:tc>
+      </w:tr>
+      <w:tr>
+        <w:tc>
+          <w:tcPr>
+            <w:tcW w:w="9464" w:type="dxa"/>
+          </w:tcPr>
+          <w:p>
+            <w:pPr>
+              <w:rPr>
+                <w:rFonts w:ascii="Courier New" w:hAnsi="Courier New" w:cs="Courier New"/>
+                <w:sz w:val="20"/>
+              </w:rPr>
+            </w:pPr>
+            <w:r>
+              <w:rPr>
+                <w:rFonts w:ascii="Courier New" w:hAnsi="Courier New" w:cs="Courier New"/>
+                <w:sz w:val="20"/>
+              </w:rPr>
+              <w:t xml:space="preserve">27  </w:t>
+            </w:r>
+            <w:r>
+              <w:rPr>
+                <w:rFonts w:ascii="Courier New" w:hAnsi="Courier New" w:cs="Courier New"/>
+                <w:sz w:val="20"/>
+              </w:rPr>
+              <w:t xml:space="preserve">   </w:t>
+            </w:r>
+            <w:r>
+              <w:rPr>
+                <w:rFonts w:ascii="Courier New" w:hAnsi="Courier New" w:cs="Courier New"/>
+                <w:sz w:val="20"/>
+              </w:rPr>
+              <w:t xml:space="preserve"> |   R$ 1.805,82  </w:t>
+            </w:r>
+            <w:r>
+              <w:rPr>
+                <w:rFonts w:ascii="Courier New" w:hAnsi="Courier New" w:cs="Courier New"/>
+                <w:sz w:val="20"/>
+              </w:rPr>
+              <w:t xml:space="preserve">   </w:t>
+            </w:r>
+            <w:r>
+              <w:rPr>
+                <w:rFonts w:ascii="Courier New" w:hAnsi="Courier New" w:cs="Courier New"/>
+                <w:sz w:val="20"/>
+              </w:rPr>
+              <w:t xml:space="preserve"> |   R$ 202,43   |   R$ 382,</w:t>
+            </w:r>
+            <w:proofErr w:type="gramStart"/>
+            <w:r>
+              <w:rPr>
+                <w:rFonts w:ascii="Courier New" w:hAnsi="Courier New" w:cs="Courier New"/>
+                <w:sz w:val="20"/>
+              </w:rPr>
+              <w:t>20  |</w:t>
+            </w:r>
+            <w:proofErr w:type="gramEnd"/>
+            <w:r>
+              <w:rPr>
+                <w:rFonts w:ascii="Courier New" w:hAnsi="Courier New" w:cs="Courier New"/>
+                <w:sz w:val="20"/>
+              </w:rPr>
+              <w:t xml:space="preserve">   R$ 1.423,62</w:t>
+            </w:r>
+          </w:p>
+        </w:tc>
+      </w:tr>
+      <w:tr>
+        <w:tc>
+          <w:tcPr>
+            <w:tcW w:w="9464" w:type="dxa"/>
+          </w:tcPr>
+          <w:p>
+            <w:pPr>
+              <w:rPr>
+                <w:rFonts w:ascii="Courier New" w:hAnsi="Courier New" w:cs="Courier New"/>
+                <w:sz w:val="20"/>
+              </w:rPr>
+            </w:pPr>
+            <w:r>
+              <w:rPr>
+                <w:rFonts w:ascii="Courier New" w:hAnsi="Courier New" w:cs="Courier New"/>
+                <w:sz w:val="20"/>
+              </w:rPr>
+              <w:t xml:space="preserve">28 </w:t>
+            </w:r>
+            <w:r>
+              <w:rPr>
+                <w:rFonts w:ascii="Courier New" w:hAnsi="Courier New" w:cs="Courier New"/>
+                <w:sz w:val="20"/>
+              </w:rPr>
+              <w:t xml:space="preserve">   </w:t>
+            </w:r>
+            <w:r>
+              <w:rPr>
+                <w:rFonts w:ascii="Courier New" w:hAnsi="Courier New" w:cs="Courier New"/>
+                <w:sz w:val="20"/>
+              </w:rPr>
+              <w:t xml:space="preserve">  |   R$ 1.423,62  </w:t>
+            </w:r>
+            <w:r>
+              <w:rPr>
+                <w:rFonts w:ascii="Courier New" w:hAnsi="Courier New" w:cs="Courier New"/>
+                <w:sz w:val="20"/>
+              </w:rPr>
+              <w:t xml:space="preserve">   </w:t>
+            </w:r>
+            <w:r>
+              <w:rPr>
+                <w:rFonts w:ascii="Courier New" w:hAnsi="Courier New" w:cs="Courier New"/>
+                <w:sz w:val="20"/>
+              </w:rPr>
+              <w:t xml:space="preserve"> |   R$ 159,59   |   R$ 425,</w:t>
+            </w:r>
+            <w:proofErr w:type="gramStart"/>
+            <w:r>
+              <w:rPr>
+                <w:rFonts w:ascii="Courier New" w:hAnsi="Courier New" w:cs="Courier New"/>
+                <w:sz w:val="20"/>
+              </w:rPr>
+              <w:t>04  |</w:t>
+            </w:r>
+            <w:proofErr w:type="gramEnd"/>
+            <w:r>
+              <w:rPr>
+                <w:rFonts w:ascii="Courier New" w:hAnsi="Courier New" w:cs="Courier New"/>
+                <w:sz w:val="20"/>
+              </w:rPr>
+              <w:t xml:space="preserve">   R$ 998,58</w:t>
+            </w:r>
+          </w:p>
+        </w:tc>
+      </w:tr>
+      <w:tr>
+        <w:tc>
+          <w:tcPr>
+            <w:tcW w:w="9464" w:type="dxa"/>
+          </w:tcPr>
+          <w:p>
+            <w:pPr>
+              <w:rPr>
+                <w:rFonts w:ascii="Courier New" w:hAnsi="Courier New" w:cs="Courier New"/>
+                <w:sz w:val="20"/>
+              </w:rPr>
+            </w:pPr>
+            <w:r>
+              <w:rPr>
+                <w:rFonts w:ascii="Courier New" w:hAnsi="Courier New" w:cs="Courier New"/>
+                <w:sz w:val="20"/>
+              </w:rPr>
+              <w:t xml:space="preserve">29 </w:t>
+            </w:r>
+            <w:r>
+              <w:rPr>
+                <w:rFonts w:ascii="Courier New" w:hAnsi="Courier New" w:cs="Courier New"/>
+                <w:sz w:val="20"/>
+              </w:rPr>
+              <w:t xml:space="preserve">   </w:t>
+            </w:r>
+            <w:r>
+              <w:rPr>
+                <w:rFonts w:ascii="Courier New" w:hAnsi="Courier New" w:cs="Courier New"/>
+                <w:sz w:val="20"/>
+              </w:rPr>
+              <w:t xml:space="preserve">  |   R$ 998,58  </w:t>
+            </w:r>
+            <w:r>
+              <w:rPr>
+                <w:rFonts w:ascii="Courier New" w:hAnsi="Courier New" w:cs="Courier New"/>
+                <w:sz w:val="20"/>
+              </w:rPr>
+              <w:t xml:space="preserve">     </w:t>
+            </w:r>
+            <w:r>
+              <w:rPr>
+                <w:rFonts w:ascii="Courier New" w:hAnsi="Courier New" w:cs="Courier New"/>
+                <w:sz w:val="20"/>
+              </w:rPr>
+              <w:t xml:space="preserve"> |   R$ 111,94   |   R$ 472,</w:t>
+            </w:r>
+            <w:proofErr w:type="gramStart"/>
+            <w:r>
+              <w:rPr>
+                <w:rFonts w:ascii="Courier New" w:hAnsi="Courier New" w:cs="Courier New"/>
+                <w:sz w:val="20"/>
+              </w:rPr>
+              <w:t>69  |</w:t>
+            </w:r>
+            <w:proofErr w:type="gramEnd"/>
+            <w:r>
+              <w:rPr>
+                <w:rFonts w:ascii="Courier New" w:hAnsi="Courier New" w:cs="Courier New"/>
+                <w:sz w:val="20"/>
+              </w:rPr>
+              <w:t xml:space="preserve">   R$ 525,89</w:t>
+            </w:r>
+          </w:p>
+        </w:tc>
+      </w:tr>
+      <w:tr>
+        <w:tc>
+          <w:tcPr>
+            <w:tcW w:w="9464" w:type="dxa"/>
+          </w:tcPr>
+          <w:p>
+            <w:pPr>
+              <w:rPr>
+                <w:rFonts w:ascii="Courier New" w:hAnsi="Courier New" w:cs="Courier New"/>
+                <w:sz w:val="20"/>
+              </w:rPr>
+            </w:pPr>
+            <w:r>
+              <w:rPr>
+                <w:rFonts w:ascii="Courier New" w:hAnsi="Courier New" w:cs="Courier New"/>
+                <w:sz w:val="20"/>
+              </w:rPr>
+              <w:t xml:space="preserve">30 </w:t>
+            </w:r>
+            <w:r>
+              <w:rPr>
+                <w:rFonts w:ascii="Courier New" w:hAnsi="Courier New" w:cs="Courier New"/>
+                <w:sz w:val="20"/>
+              </w:rPr>
+              <w:t xml:space="preserve">   </w:t>
+            </w:r>
+            <w:r>
+              <w:rPr>
+                <w:rFonts w:ascii="Courier New" w:hAnsi="Courier New" w:cs="Courier New"/>
+                <w:sz w:val="20"/>
+              </w:rPr>
+              <w:t xml:space="preserve">  |   R$ 525,89  </w:t>
+            </w:r>
+            <w:r>
+              <w:rPr>
+                <w:rFonts w:ascii="Courier New" w:hAnsi="Courier New" w:cs="Courier New"/>
+                <w:sz w:val="20"/>
+              </w:rPr>
+              <w:t xml:space="preserve">      </w:t>
+            </w:r>
+            <w:r>
+              <w:rPr>
+                <w:rFonts w:ascii="Courier New" w:hAnsi="Courier New" w:cs="Courier New"/>
+                <w:sz w:val="20"/>
+              </w:rPr>
+              <w:t xml:space="preserve">|   R$ 58,95   </w:t>
+            </w:r>
+            <w:r>
+              <w:rPr>
+                <w:rFonts w:ascii="Courier New" w:hAnsi="Courier New" w:cs="Courier New"/>
+                <w:sz w:val="20"/>
+              </w:rPr>
+              <w:t xml:space="preserve"> </w:t>
+            </w:r>
+            <w:r>
+              <w:rPr>
+                <w:rFonts w:ascii="Courier New" w:hAnsi="Courier New" w:cs="Courier New"/>
+                <w:sz w:val="20"/>
+              </w:rPr>
+              <w:t>|   R$ 525,</w:t>
+            </w:r>
+            <w:proofErr w:type="gramStart"/>
+            <w:r>
+              <w:rPr>
+                <w:rFonts w:ascii="Courier New" w:hAnsi="Courier New" w:cs="Courier New"/>
+                <w:sz w:val="20"/>
+              </w:rPr>
+              <w:t>68  |</w:t>
+            </w:r>
+            <w:proofErr w:type="gramEnd"/>
+            <w:r>
+              <w:rPr>
+                <w:rFonts w:ascii="Courier New" w:hAnsi="Courier New" w:cs="Courier New"/>
+                <w:sz w:val="20"/>
+              </w:rPr>
+              <w:t xml:space="preserve">   R$ 0,00</w:t>
+            </w:r>
+          </w:p>
+        </w:tc>
+      </w:tr>
+      <w:tr>
+        <w:tc>
+          <w:tcPr>
+            <w:tcW w:w="9464" w:type="dxa"/>
+          </w:tcPr>
+          <w:p>
+            <w:pPr>
+              <w:rPr>
+                <w:rFonts w:ascii="Courier New" w:hAnsi="Courier New" w:cs="Courier New"/>
+                <w:sz w:val="20"/>
+              </w:rPr>
+            </w:pPr>
+            <w:r>
+              <w:rPr>
+                <w:rFonts w:ascii="Courier New" w:hAnsi="Courier New" w:cs="Courier New"/>
+                <w:sz w:val="20"/>
+              </w:rPr>
+              <w:t xml:space="preserve">**TOTAL**   |      |   **R$ 12.538,91**   |   **R$ 5.000,00**   |   </w:t>
+            </w:r>
+          </w:p>
+        </w:tc>
+      </w:tr>
+      <w:tr>
+        <w:tc>
+          <w:tcPr>
+            <w:tcW w:w="9464" w:type="dxa"/>
+          </w:tcPr>
+          <w:p>
+            <w:pPr>
+              <w:jc w:val="both"/>
+              <w:rPr>
+                <w:rFonts w:ascii="Arial" w:hAnsi="Arial" w:cs="Arial"/>
+                <w:sz w:val="24"/>
+              </w:rPr>
+            </w:pPr>
+          </w:p>
+        </w:tc>
+      </w:tr>
+    </w:tbl>
     <w:p>
       <w:pPr>
         <w:jc w:val="both"/>
@@ -1951,7 +3655,30 @@
           <w:rFonts w:ascii="Courier New" w:hAnsi="Courier New" w:cs="Courier New"/>
           <w:sz w:val="20"/>
         </w:rPr>
-        <w:t>Excesso já pago a restituir (parcelas pagas × diferença)   |   A apurar conforme extratos — **R$ 190,43 por parcela paga**</w:t>
+        <w:t xml:space="preserve">Excesso já pago a restituir (parcelas pagas × </w:t>
+      </w:r>
+      <w:proofErr w:type="gramStart"/>
+      <w:r>
+        <w:rPr>
+          <w:rFonts w:ascii="Courier New" w:hAnsi="Courier New" w:cs="Courier New"/>
+          <w:sz w:val="20"/>
+        </w:rPr>
+        <w:t xml:space="preserve">diferença)  </w:t>
+      </w:r>
+      <w:r>
+        <w:rPr>
+          <w:rFonts w:ascii="Courier New" w:hAnsi="Courier New" w:cs="Courier New"/>
+          <w:sz w:val="20"/>
+        </w:rPr>
+        <w:t>|</w:t>
+      </w:r>
+      <w:proofErr w:type="gramEnd"/>
+      <w:r>
+        <w:rPr>
+          <w:rFonts w:ascii="Courier New" w:hAnsi="Courier New" w:cs="Courier New"/>
+          <w:sz w:val="20"/>
+        </w:rPr>
+        <w:t xml:space="preserve">   A apurar conforme extratos — **R$ 190,43 por parcela paga**</w:t>
       </w:r>
     </w:p>
     <w:p>
@@ -2024,8 +3751,25 @@
           <w:rFonts w:ascii="Arial" w:hAnsi="Arial" w:cs="Arial"/>
           <w:sz w:val="24"/>
         </w:rPr>
-        <w:t>*Memorial elaborado com base nos dados públicos do Banco Central do Brasil (Série SGS 20.737) e nos termos do contrato CCB nº 75805602.*</w:t>
-      </w:r>
+        <w:t xml:space="preserve">*Memorial elaborado com base nos dados públicos do Banco Central do Brasil </w:t>
+      </w:r>
+      <w:r>
+        <w:rPr>
+          <w:rFonts w:ascii="Arial" w:hAnsi="Arial" w:cs="Arial"/>
+          <w:sz w:val="24"/>
+        </w:rPr>
+        <w:lastRenderedPageBreak/>
+        <w:t xml:space="preserve">(Série SGS 20.737) e nos termos do contrato CCB nº </w:t>
+      </w:r>
+      <w:proofErr w:type="gramStart"/>
+      <w:r>
+        <w:rPr>
+          <w:rFonts w:ascii="Arial" w:hAnsi="Arial" w:cs="Arial"/>
+          <w:sz w:val="24"/>
+        </w:rPr>
+        <w:t>75805602.*</w:t>
+      </w:r>
+      <w:proofErr w:type="gramEnd"/>
     </w:p>
     <w:p>
       <w:pPr>
@@ -2082,7 +3826,23 @@
           <w:rFonts w:ascii="Arial" w:hAnsi="Arial" w:cs="Arial"/>
           <w:sz w:val="24"/>
         </w:rPr>
-        <w:t>Av. Aimorés, 67, Beirol, Macapá/AP — CEP 68.902-140</w:t>
+        <w:t xml:space="preserve">Av. Aimorés, 67, </w:t>
+      </w:r>
+      <w:proofErr w:type="spellStart"/>
+      <w:r>
+        <w:rPr>
+          <w:rFonts w:ascii="Arial" w:hAnsi="Arial" w:cs="Arial"/>
+          <w:sz w:val="24"/>
+        </w:rPr>
+        <w:t>Beirol</w:t>
+      </w:r>
+      <w:proofErr w:type="spellEnd"/>
+      <w:r>
+        <w:rPr>
+          <w:rFonts w:ascii="Arial" w:hAnsi="Arial" w:cs="Arial"/>
+          <w:sz w:val="24"/>
+        </w:rPr>
+        <w:t>, Macapá/AP — CEP 68.902-140</w:t>
       </w:r>
     </w:p>
     <w:p>
@@ -3042,6 +4802,25 @@
       <w:spacing w:val="5"/>
     </w:rPr>
   </w:style>
+  <w:style w:type="table" w:styleId="Tabelacomgrade">
+    <w:name w:val="Table Grid"/>
+    <w:basedOn w:val="Tabelanormal"/>
+    <w:uiPriority w:val="39"/>
+    <w:rsid w:val="003640AC"/>
+    <w:pPr>
+      <w:spacing w:after="0" w:line="240" w:lineRule="auto"/>
+    </w:pPr>
+    <w:tblPr>
+      <w:tblBorders>
+        <w:top w:val="single" w:sz="4" w:space="0" w:color="auto"/>
+        <w:left w:val="single" w:sz="4" w:space="0" w:color="auto"/>
+        <w:bottom w:val="single" w:sz="4" w:space="0" w:color="auto"/>
+        <w:right w:val="single" w:sz="4" w:space="0" w:color="auto"/>
+        <w:insideH w:val="single" w:sz="4" w:space="0" w:color="auto"/>
+        <w:insideV w:val="single" w:sz="4" w:space="0" w:color="auto"/>
+      </w:tblBorders>
+    </w:tblPr>
+  </w:style>
 </w:styles>
 </file>
 
@@ -3338,4 +5117,16 @@
     </a:ext>
   </a:extLst>
 </a:theme>
+</file>
+
+<file path=customXml/item1.xml><?xml version="1.0" encoding="utf-8"?>
+<b:Sources xmlns:b="http://schemas.openxmlformats.org/officeDocument/2006/bibliography" xmlns="http://schemas.openxmlformats.org/officeDocument/2006/bibliography" SelectedStyle="\APASixthEditionOfficeOnline.xsl" StyleName="APA" Version="6"/>
+</file>
+
+<file path=customXml/itemProps1.xml><?xml version="1.0" encoding="utf-8"?>
+<ds:datastoreItem xmlns:ds="http://schemas.openxmlformats.org/officeDocument/2006/customXml" ds:itemID="{258042CB-37AD-439E-A6BF-E142E0544C78}">
+  <ds:schemaRefs>
+    <ds:schemaRef ds:uri="http://schemas.openxmlformats.org/officeDocument/2006/bibliography"/>
+  </ds:schemaRefs>
+</ds:datastoreItem>
 </file>